--- a/flow/20230927_hours/triodion-lent/тиждень-5/5-4.docx
+++ b/flow/20230927_hours/triodion-lent/тиждень-5/5-4.docx
@@ -59,56 +59,68 @@
     </w:p>
     <w:p>
       <w:pPr>
-        <w:rPr>
-          <w:rFonts w:ascii="Times New Roman" w:hAnsi="Times New Roman"/>
-          <w:sz w:val="24"/>
-        </w:rPr>
-      </w:pPr>
-      <w:r>
-        <w:rPr>
-          <w:rFonts w:ascii="Times New Roman" w:hAnsi="Times New Roman"/>
-          <w:i/>
-          <w:color w:val="FF0000"/>
-          <w:sz w:val="24"/>
-        </w:rPr>
-        <w:t xml:space="preserve">Вірні: </w:t>
-      </w:r>
-      <w:r>
-        <w:rPr>
-          <w:rFonts w:ascii="Times New Roman" w:hAnsi="Times New Roman"/>
-          <w:sz w:val="24"/>
-        </w:rPr>
-        <w:t>Амінь. Слава тобі, Боже наш, слава тобі.</w:t>
-      </w:r>
-    </w:p>
-    <w:p>
-      <w:pPr>
-        <w:rPr>
-          <w:rFonts w:ascii="Times New Roman" w:hAnsi="Times New Roman"/>
-          <w:sz w:val="24"/>
-        </w:rPr>
-      </w:pPr>
-      <w:r>
-        <w:rPr>
-          <w:rFonts w:ascii="Times New Roman" w:hAnsi="Times New Roman"/>
-          <w:sz w:val="24"/>
-        </w:rPr>
-        <w:t>Царю небесний, утішителю, Душе істини,* що всюди єси і все наповняєш,* скарбе дібр і життя подателю,* прийди і вселися в нас,* і очисти нас від усякої скверни,* і спаси, Благий, душі наші.</w:t>
-      </w:r>
-    </w:p>
-    <w:p>
-      <w:pPr>
-        <w:rPr>
-          <w:rFonts w:ascii="Times New Roman" w:hAnsi="Times New Roman"/>
-          <w:sz w:val="24"/>
-        </w:rPr>
-      </w:pPr>
-      <w:r>
-        <w:rPr>
-          <w:rFonts w:ascii="Times New Roman" w:hAnsi="Times New Roman"/>
-          <w:sz w:val="24"/>
-        </w:rPr>
-        <w:t xml:space="preserve">Святий Боже, святий Кріпкий, святий Безсмертний, помилуй нас </w:t>
+        <w:spacing w:after="120"/>
+      </w:pPr>
+      <w:r>
+        <w:rPr>
+          <w:rFonts w:ascii="Times New Roman" w:hAnsi="Times New Roman"/>
+          <w:i/>
+          <w:color w:val="FF0000"/>
+          <w:sz w:val="24"/>
+        </w:rPr>
+        <w:t>Вірні:</w:t>
+      </w:r>
+      <w:r>
+        <w:rPr>
+          <w:rFonts w:ascii="Times New Roman" w:hAnsi="Times New Roman"/>
+          <w:color w:val="FF0000"/>
+          <w:sz w:val="24"/>
+        </w:rPr>
+        <w:t xml:space="preserve"> </w:t>
+      </w:r>
+      <w:r>
+        <w:rPr>
+          <w:rFonts w:ascii="Times New Roman" w:hAnsi="Times New Roman"/>
+          <w:sz w:val="24"/>
+        </w:rPr>
+        <w:t>Амі́нь.</w:t>
+      </w:r>
+    </w:p>
+    <w:p>
+      <w:pPr>
+        <w:spacing w:after="120"/>
+      </w:pPr>
+      <w:r>
+        <w:rPr>
+          <w:rFonts w:ascii="Times New Roman" w:hAnsi="Times New Roman"/>
+          <w:sz w:val="24"/>
+        </w:rPr>
+        <w:t>Сла́ва Тобі́, Бо́же наш, сла́ва Тобі́.</w:t>
+      </w:r>
+    </w:p>
+    <w:p>
+      <w:pPr>
+        <w:spacing w:after="120"/>
+      </w:pPr>
+      <w:r>
+        <w:rPr>
+          <w:rFonts w:ascii="Times New Roman" w:hAnsi="Times New Roman"/>
+          <w:sz w:val="24"/>
+        </w:rPr>
+        <w:t>Ца́рю небе́сний, утіши́телю, Ду́ше íстини,* що всю́ди єси́ і все наповня́єш,* скарбни́це благ і життя́ пода́телю,* прийди́, і всели́ся в нас,* і очи́сти нас від уся́кої скве́рни,* і спаси́, благи́й, ду́ші на́ші.</w:t>
+      </w:r>
+    </w:p>
+    <w:p>
+      <w:pPr>
+        <w:spacing w:after="120"/>
+        <w:jc w:val="both"/>
+      </w:pPr>
+      <w:r>
+        <w:rPr>
+          <w:rFonts w:ascii="Times New Roman" w:hAnsi="Times New Roman"/>
+          <w:sz w:val="24"/>
+        </w:rPr>
+        <w:t xml:space="preserve">Святий Боже, святий Кріпкий, святий Безсмертний, помилуй нас. </w:t>
       </w:r>
       <w:r>
         <w:rPr>
@@ -119,13 +131,174 @@
         </w:rPr>
         <w:t>(3 р.)</w:t>
       </w:r>
-      <w:r>
-        <w:rPr>
-          <w:rFonts w:ascii="Times New Roman" w:hAnsi="Times New Roman"/>
+    </w:p>
+    <w:p>
+      <w:pPr>
+        <w:rPr>
+          <w:rFonts w:ascii="Times New Roman" w:hAnsi="Times New Roman"/>
+          <w:sz w:val="24"/>
+        </w:rPr>
+      </w:pPr>
+      <w:r>
+        <w:rPr>
+          <w:rFonts w:ascii="Times New Roman" w:hAnsi="Times New Roman"/>
+          <w:sz w:val="24"/>
+        </w:rPr>
+        <w:t>Слава Отцю, і Сину, і Святому Духові,* і нині, і повсякчас, і на віки вічні. Амінь.</w:t>
+      </w:r>
+    </w:p>
+    <w:p>
+      <w:pPr>
+        <w:rPr>
+          <w:rFonts w:ascii="Times New Roman" w:hAnsi="Times New Roman"/>
+          <w:sz w:val="24"/>
+        </w:rPr>
+      </w:pPr>
+      <w:r>
+        <w:rPr>
+          <w:rFonts w:ascii="Times New Roman" w:hAnsi="Times New Roman"/>
+          <w:sz w:val="24"/>
+        </w:rPr>
+        <w:t>Пресвята Тройце, помилуй нас;* Господи, очисти гріхи наші;* Владико, прости беззаконня наші;* Святий, завітай і зціли немочі наші імени твого ради.</w:t>
+      </w:r>
+    </w:p>
+    <w:p>
+      <w:pPr>
+        <w:spacing w:after="120"/>
+        <w:jc w:val="both"/>
+      </w:pPr>
+      <w:r>
+        <w:rPr>
+          <w:rFonts w:ascii="Times New Roman" w:hAnsi="Times New Roman"/>
+          <w:sz w:val="24"/>
+        </w:rPr>
+        <w:t xml:space="preserve">Господи, помилуй. </w:t>
+      </w:r>
+      <w:r>
+        <w:rPr>
+          <w:rFonts w:ascii="Times New Roman" w:hAnsi="Times New Roman"/>
+          <w:i/>
+          <w:color w:val="FF0000"/>
+          <w:sz w:val="24"/>
+        </w:rPr>
+        <w:t>(3 р.)</w:t>
+      </w:r>
+    </w:p>
+    <w:p>
+      <w:pPr>
+        <w:rPr>
+          <w:rFonts w:ascii="Times New Roman" w:hAnsi="Times New Roman"/>
+          <w:sz w:val="24"/>
+        </w:rPr>
+      </w:pPr>
+      <w:r>
+        <w:rPr>
+          <w:rFonts w:ascii="Times New Roman" w:hAnsi="Times New Roman"/>
+          <w:sz w:val="24"/>
+        </w:rPr>
+        <w:t>Слава Отцю, і Сину, і Святому Духові* і нині, і повсякчас, і на віки вічні. Амінь.</w:t>
+      </w:r>
+    </w:p>
+    <w:p>
+      <w:pPr>
+        <w:rPr>
+          <w:rFonts w:ascii="Times New Roman" w:hAnsi="Times New Roman"/>
+          <w:sz w:val="24"/>
+        </w:rPr>
+      </w:pPr>
+      <w:r>
+        <w:rPr>
+          <w:rFonts w:ascii="Times New Roman" w:hAnsi="Times New Roman"/>
+          <w:sz w:val="24"/>
+        </w:rPr>
+        <w:t>Отче наш, що єси на небесах,* нехай святиться ім’я твоє,* нехай прийде царство твоє,* нехай буде воля твоя, як на небі, так і на землі.* Хліб наш насущний дай нам сьогодні,* і прости нам провини наші,* як і ми прощаємо винуватцям нашим,* і не введи нас у спокусу,* але визволи нас від лукавого.</w:t>
+      </w:r>
+    </w:p>
+    <w:p>
+      <w:pPr>
+        <w:rPr>
+          <w:rFonts w:ascii="Times New Roman" w:hAnsi="Times New Roman"/>
+          <w:sz w:val="24"/>
+        </w:rPr>
+      </w:pPr>
+      <w:r>
+        <w:rPr>
+          <w:rFonts w:ascii="Times New Roman" w:hAnsi="Times New Roman"/>
+          <w:i/>
+          <w:color w:val="FF0000"/>
+          <w:sz w:val="24"/>
+        </w:rPr>
+        <w:t>Священик</w:t>
+      </w:r>
+      <w:r>
+        <w:rPr>
+          <w:rFonts w:ascii="Times New Roman" w:hAnsi="Times New Roman"/>
+          <w:color w:val="FF0000"/>
+          <w:sz w:val="24"/>
+        </w:rPr>
+        <w:t xml:space="preserve">: </w:t>
+      </w:r>
+      <w:r>
+        <w:rPr>
+          <w:rFonts w:ascii="Times New Roman" w:hAnsi="Times New Roman"/>
+          <w:sz w:val="24"/>
+        </w:rPr>
+        <w:t>Бо твоє є царство, і сила, і слава, Отця, і Сина, і Святого Духа, нині і повсякчас, і на віки вічні.</w:t>
+      </w:r>
+    </w:p>
+    <w:p>
+      <w:pPr>
+        <w:spacing w:after="120"/>
+        <w:jc w:val="both"/>
+      </w:pPr>
+      <w:r>
+        <w:rPr>
+          <w:rFonts w:ascii="Times New Roman" w:hAnsi="Times New Roman"/>
+          <w:i/>
+          <w:color w:val="FF0000"/>
+          <w:sz w:val="24"/>
+        </w:rPr>
+        <w:t>Вірні:</w:t>
+      </w:r>
+      <w:r>
+        <w:rPr>
+          <w:rFonts w:ascii="Times New Roman" w:hAnsi="Times New Roman"/>
+          <w:color w:val="FF0000"/>
+          <w:sz w:val="24"/>
+        </w:rPr>
+        <w:t xml:space="preserve"> </w:t>
+      </w:r>
+      <w:r>
+        <w:rPr>
+          <w:rFonts w:ascii="Times New Roman" w:hAnsi="Times New Roman"/>
+          <w:sz w:val="24"/>
+        </w:rPr>
+        <w:t>Амінь. Господи, помилуй</w:t>
+      </w:r>
+      <w:r>
+        <w:rPr>
+          <w:rFonts w:ascii="Times New Roman" w:hAnsi="Times New Roman"/>
+          <w:i/>
           <w:sz w:val="24"/>
         </w:rPr>
         <w:t>.</w:t>
       </w:r>
+      <w:r>
+        <w:rPr>
+          <w:rFonts w:ascii="Times New Roman" w:hAnsi="Times New Roman"/>
+          <w:sz w:val="24"/>
+        </w:rPr>
+        <w:t xml:space="preserve"> </w:t>
+      </w:r>
+      <w:r>
+        <w:rPr>
+          <w:rFonts w:ascii="Times New Roman" w:hAnsi="Times New Roman"/>
+          <w:i/>
+          <w:color w:val="FF0000"/>
+          <w:sz w:val="24"/>
+        </w:rPr>
+        <w:t>(12 р.)</w:t>
+      </w:r>
     </w:p>
     <w:p>
       <w:pPr>
@@ -144,210 +317,41 @@
     </w:p>
     <w:p>
       <w:pPr>
-        <w:rPr>
-          <w:rFonts w:ascii="Times New Roman" w:hAnsi="Times New Roman"/>
-          <w:sz w:val="24"/>
-        </w:rPr>
-      </w:pPr>
-      <w:r>
-        <w:rPr>
-          <w:rFonts w:ascii="Times New Roman" w:hAnsi="Times New Roman"/>
-          <w:sz w:val="24"/>
-        </w:rPr>
-        <w:t>Пресвята Тройце, помилуй нас;* Господи, очисти гріхи наші;* Владико, прости беззаконня наші;* Святий, завітай і зціли немочі наші імени твого ради.</w:t>
-      </w:r>
-    </w:p>
-    <w:p>
-      <w:pPr>
-        <w:rPr>
-          <w:rFonts w:ascii="Times New Roman" w:hAnsi="Times New Roman"/>
-          <w:sz w:val="24"/>
-        </w:rPr>
-      </w:pPr>
-      <w:r>
-        <w:rPr>
-          <w:rFonts w:ascii="Times New Roman" w:hAnsi="Times New Roman"/>
-          <w:sz w:val="24"/>
-        </w:rPr>
-        <w:t xml:space="preserve">Господи, помилуй </w:t>
-      </w:r>
-      <w:r>
-        <w:rPr>
-          <w:rFonts w:ascii="Times New Roman" w:hAnsi="Times New Roman"/>
-          <w:i/>
-          <w:color w:val="FF0000"/>
-          <w:sz w:val="24"/>
-        </w:rPr>
-        <w:t>(3 р.)</w:t>
-      </w:r>
-      <w:r>
-        <w:rPr>
-          <w:rFonts w:ascii="Times New Roman" w:hAnsi="Times New Roman"/>
-          <w:sz w:val="24"/>
-        </w:rPr>
-        <w:t>.</w:t>
-      </w:r>
-    </w:p>
-    <w:p>
-      <w:pPr>
-        <w:rPr>
-          <w:rFonts w:ascii="Times New Roman" w:hAnsi="Times New Roman"/>
-          <w:sz w:val="24"/>
-        </w:rPr>
-      </w:pPr>
-      <w:r>
-        <w:rPr>
-          <w:rFonts w:ascii="Times New Roman" w:hAnsi="Times New Roman"/>
-          <w:sz w:val="24"/>
-        </w:rPr>
-        <w:t>Слава Отцю, і Сину, і Святому Духові* і нині, і повсякчас, і на віки вічні. Амінь.</w:t>
-      </w:r>
-    </w:p>
-    <w:p>
-      <w:pPr>
-        <w:rPr>
-          <w:rFonts w:ascii="Times New Roman" w:hAnsi="Times New Roman"/>
-          <w:sz w:val="24"/>
-        </w:rPr>
-      </w:pPr>
-      <w:r>
-        <w:rPr>
-          <w:rFonts w:ascii="Times New Roman" w:hAnsi="Times New Roman"/>
-          <w:sz w:val="24"/>
-        </w:rPr>
-        <w:t>Отче наш, що єси на небесах,* нехай святиться ім’я твоє,* нехай прийде царство твоє,* нехай буде воля твоя, як на небі, так і на землі.* Хліб наш насущний дай нам сьогодні,* і прости нам провини наші,* як і ми прощаємо винуватцям нашим,* і не введи нас у спокусу,* але визволи нас від лукавого.</w:t>
-      </w:r>
-    </w:p>
-    <w:p>
-      <w:pPr>
-        <w:rPr>
-          <w:rFonts w:ascii="Times New Roman" w:hAnsi="Times New Roman"/>
-          <w:sz w:val="24"/>
-        </w:rPr>
-      </w:pPr>
-      <w:r>
-        <w:rPr>
-          <w:rFonts w:ascii="Times New Roman" w:hAnsi="Times New Roman"/>
-          <w:i/>
-          <w:color w:val="FF0000"/>
-          <w:sz w:val="24"/>
-        </w:rPr>
-        <w:t>Священик</w:t>
-      </w:r>
-      <w:r>
-        <w:rPr>
-          <w:rFonts w:ascii="Times New Roman" w:hAnsi="Times New Roman"/>
-          <w:color w:val="FF0000"/>
-          <w:sz w:val="24"/>
-        </w:rPr>
-        <w:t xml:space="preserve">: </w:t>
-      </w:r>
-      <w:r>
-        <w:rPr>
-          <w:rFonts w:ascii="Times New Roman" w:hAnsi="Times New Roman"/>
-          <w:sz w:val="24"/>
-        </w:rPr>
-        <w:t>Бо твоє є царство, і сила, і слава, Отця, і Сина, і Святого Духа, нині і повсякчас, і на віки вічні.</w:t>
-      </w:r>
-    </w:p>
-    <w:p>
-      <w:pPr>
-        <w:rPr>
-          <w:rFonts w:ascii="Times New Roman" w:hAnsi="Times New Roman"/>
-          <w:sz w:val="24"/>
-        </w:rPr>
-      </w:pPr>
-      <w:r>
-        <w:rPr>
-          <w:rFonts w:ascii="Times New Roman" w:hAnsi="Times New Roman"/>
-          <w:i/>
-          <w:color w:val="FF0000"/>
-          <w:sz w:val="24"/>
-        </w:rPr>
-        <w:t xml:space="preserve">Вірні: </w:t>
-      </w:r>
-      <w:r>
-        <w:rPr>
-          <w:rFonts w:ascii="Times New Roman" w:hAnsi="Times New Roman"/>
-          <w:sz w:val="24"/>
-        </w:rPr>
-        <w:t xml:space="preserve">Амінь. Господи, помилуй </w:t>
-      </w:r>
-      <w:r>
-        <w:rPr>
-          <w:rFonts w:ascii="Times New Roman" w:hAnsi="Times New Roman"/>
-          <w:i/>
-          <w:color w:val="FF0000"/>
-          <w:sz w:val="24"/>
-        </w:rPr>
-        <w:t>(12 р.)</w:t>
-      </w:r>
-      <w:r>
-        <w:rPr>
-          <w:rFonts w:ascii="Times New Roman" w:hAnsi="Times New Roman"/>
-          <w:sz w:val="24"/>
-        </w:rPr>
-        <w:t>.</w:t>
-      </w:r>
-    </w:p>
-    <w:p>
-      <w:pPr>
-        <w:rPr>
-          <w:rFonts w:ascii="Times New Roman" w:hAnsi="Times New Roman"/>
-          <w:sz w:val="24"/>
-        </w:rPr>
-      </w:pPr>
-      <w:r>
-        <w:rPr>
-          <w:rFonts w:ascii="Times New Roman" w:hAnsi="Times New Roman"/>
-          <w:sz w:val="24"/>
-        </w:rPr>
-        <w:t>Слава Отцю, і Сину, і Святому Духові,* і нині, і повсякчас, і на віки вічні. Амінь.</w:t>
-      </w:r>
-    </w:p>
-    <w:p>
-      <w:pPr>
-        <w:rPr>
-          <w:rFonts w:ascii="Times New Roman" w:hAnsi="Times New Roman"/>
-          <w:sz w:val="24"/>
-        </w:rPr>
-      </w:pPr>
-      <w:r>
-        <w:rPr>
-          <w:rFonts w:ascii="Times New Roman" w:hAnsi="Times New Roman"/>
-          <w:sz w:val="24"/>
-        </w:rPr>
-        <w:t>Прийдіте, поклонімся* Цареві нашому Богу.</w:t>
-      </w:r>
-    </w:p>
-    <w:p>
-      <w:pPr>
-        <w:rPr>
-          <w:rFonts w:ascii="Times New Roman" w:hAnsi="Times New Roman"/>
-          <w:sz w:val="24"/>
-        </w:rPr>
-      </w:pPr>
-      <w:r>
-        <w:rPr>
-          <w:rFonts w:ascii="Times New Roman" w:hAnsi="Times New Roman"/>
-          <w:sz w:val="24"/>
-        </w:rPr>
-        <w:t>Прийдіте, поклонімся* Христові, Цареві нашому Богу.</w:t>
-      </w:r>
-    </w:p>
-    <w:p>
-      <w:pPr>
-        <w:rPr>
-          <w:rFonts w:ascii="Times New Roman" w:hAnsi="Times New Roman"/>
-          <w:sz w:val="24"/>
-        </w:rPr>
-      </w:pPr>
-      <w:r>
-        <w:rPr>
-          <w:rFonts w:ascii="Times New Roman" w:hAnsi="Times New Roman"/>
-          <w:sz w:val="24"/>
-        </w:rPr>
-        <w:t>Прийдіте, поклонімся і припадім* до самого Господа Ісуса Христа, Царя і Бога нашого.</w:t>
+        <w:spacing w:after="120"/>
+        <w:jc w:val="both"/>
+      </w:pPr>
+      <w:r>
+        <w:rPr>
+          <w:rFonts w:ascii="Times New Roman" w:hAnsi="Times New Roman"/>
+          <w:sz w:val="24"/>
+        </w:rPr>
+        <w:t>Прийді́те, поклоні́мся* царе́ві на́шому – Бо́гу.</w:t>
+      </w:r>
+    </w:p>
+    <w:p>
+      <w:pPr>
+        <w:spacing w:after="120"/>
+        <w:jc w:val="both"/>
+      </w:pPr>
+      <w:r>
+        <w:rPr>
+          <w:rFonts w:ascii="Times New Roman" w:hAnsi="Times New Roman"/>
+          <w:sz w:val="24"/>
+        </w:rPr>
+        <w:t>Прийді́те, поклоні́мся* Христо́ві, царе́ві на́шому – Бо́гу.</w:t>
+      </w:r>
+    </w:p>
+    <w:p>
+      <w:pPr>
+        <w:spacing w:after="120"/>
+        <w:jc w:val="both"/>
+      </w:pPr>
+      <w:r>
+        <w:rPr>
+          <w:rFonts w:ascii="Times New Roman" w:hAnsi="Times New Roman"/>
+          <w:sz w:val="24"/>
+        </w:rPr>
+        <w:t>Прийді́те, поклоні́мся і припаді́м* до само́го Го́спода Ісу́са Христа́ – царя́ і Бо́га на́шого.</w:t>
       </w:r>
     </w:p>
     <w:p>
@@ -1067,17 +1071,15 @@
     </w:p>
     <w:p>
       <w:pPr>
-        <w:rPr>
-          <w:rFonts w:ascii="Times New Roman" w:hAnsi="Times New Roman"/>
-          <w:sz w:val="24"/>
-        </w:rPr>
-      </w:pPr>
-      <w:r>
-        <w:rPr>
-          <w:rFonts w:ascii="Times New Roman" w:hAnsi="Times New Roman"/>
-          <w:sz w:val="24"/>
-        </w:rPr>
-        <w:t xml:space="preserve">Господи, помилуй </w:t>
+        <w:spacing w:after="120"/>
+        <w:jc w:val="both"/>
+      </w:pPr>
+      <w:r>
+        <w:rPr>
+          <w:rFonts w:ascii="Times New Roman" w:hAnsi="Times New Roman"/>
+          <w:sz w:val="24"/>
+        </w:rPr>
+        <w:t xml:space="preserve">Господи, помилуй. </w:t>
       </w:r>
       <w:r>
         <w:rPr>
@@ -1088,13 +1090,6 @@
         </w:rPr>
         <w:t>(3 р.)</w:t>
       </w:r>
-      <w:r>
-        <w:rPr>
-          <w:rFonts w:ascii="Times New Roman" w:hAnsi="Times New Roman"/>
-          <w:sz w:val="24"/>
-        </w:rPr>
-        <w:t>.</w:t>
-      </w:r>
     </w:p>
     <w:p>
       <w:pPr>
@@ -1355,17 +1350,15 @@
     </w:p>
     <w:p>
       <w:pPr>
-        <w:rPr>
-          <w:rFonts w:ascii="Times New Roman" w:hAnsi="Times New Roman"/>
-          <w:sz w:val="24"/>
-        </w:rPr>
-      </w:pPr>
-      <w:r>
-        <w:rPr>
-          <w:rFonts w:ascii="Times New Roman" w:hAnsi="Times New Roman"/>
-          <w:sz w:val="24"/>
-        </w:rPr>
-        <w:t xml:space="preserve">Святий Боже, святий Кріпкий, святий Безсмертний, помилуй нас </w:t>
+        <w:spacing w:after="120"/>
+        <w:jc w:val="both"/>
+      </w:pPr>
+      <w:r>
+        <w:rPr>
+          <w:rFonts w:ascii="Times New Roman" w:hAnsi="Times New Roman"/>
+          <w:sz w:val="24"/>
+        </w:rPr>
+        <w:t xml:space="preserve">Святий Боже, святий Кріпкий, святий Безсмертний, помилуй нас. </w:t>
       </w:r>
       <w:r>
         <w:rPr>
@@ -1376,13 +1369,6 @@
         </w:rPr>
         <w:t>(3 р.)</w:t>
       </w:r>
-      <w:r>
-        <w:rPr>
-          <w:rFonts w:ascii="Times New Roman" w:hAnsi="Times New Roman"/>
-          <w:sz w:val="24"/>
-        </w:rPr>
-        <w:t>.</w:t>
-      </w:r>
     </w:p>
     <w:p>
       <w:pPr>
@@ -1416,17 +1402,15 @@
     </w:p>
     <w:p>
       <w:pPr>
-        <w:rPr>
-          <w:rFonts w:ascii="Times New Roman" w:hAnsi="Times New Roman"/>
-          <w:sz w:val="24"/>
-        </w:rPr>
-      </w:pPr>
-      <w:r>
-        <w:rPr>
-          <w:rFonts w:ascii="Times New Roman" w:hAnsi="Times New Roman"/>
-          <w:sz w:val="24"/>
-        </w:rPr>
-        <w:t xml:space="preserve">Господи, помилуй </w:t>
+        <w:spacing w:after="120"/>
+        <w:jc w:val="both"/>
+      </w:pPr>
+      <w:r>
+        <w:rPr>
+          <w:rFonts w:ascii="Times New Roman" w:hAnsi="Times New Roman"/>
+          <w:sz w:val="24"/>
+        </w:rPr>
+        <w:t xml:space="preserve">Господи, помилуй. </w:t>
       </w:r>
       <w:r>
         <w:rPr>
@@ -1436,13 +1420,6 @@
           <w:sz w:val="24"/>
         </w:rPr>
         <w:t>(3 р.)</w:t>
-      </w:r>
-      <w:r>
-        <w:rPr>
-          <w:rFonts w:ascii="Times New Roman" w:hAnsi="Times New Roman"/>
-          <w:sz w:val="24"/>
-        </w:rPr>
-        <w:t>.</w:t>
       </w:r>
     </w:p>
     <w:p>
@@ -1617,17 +1594,15 @@
     </w:p>
     <w:p>
       <w:pPr>
-        <w:rPr>
-          <w:rFonts w:ascii="Times New Roman" w:hAnsi="Times New Roman"/>
-          <w:sz w:val="24"/>
-        </w:rPr>
-      </w:pPr>
-      <w:r>
-        <w:rPr>
-          <w:rFonts w:ascii="Times New Roman" w:hAnsi="Times New Roman"/>
-          <w:sz w:val="24"/>
-        </w:rPr>
-        <w:t xml:space="preserve">Господи, помилуй </w:t>
+        <w:spacing w:after="120"/>
+        <w:jc w:val="both"/>
+      </w:pPr>
+      <w:r>
+        <w:rPr>
+          <w:rFonts w:ascii="Times New Roman" w:hAnsi="Times New Roman"/>
+          <w:sz w:val="24"/>
+        </w:rPr>
+        <w:t xml:space="preserve">Господи, помилуй. </w:t>
       </w:r>
       <w:r>
         <w:rPr>
@@ -1638,13 +1613,6 @@
         </w:rPr>
         <w:t>(3 р.)</w:t>
       </w:r>
-      <w:r>
-        <w:rPr>
-          <w:rFonts w:ascii="Times New Roman" w:hAnsi="Times New Roman"/>
-          <w:sz w:val="24"/>
-        </w:rPr>
-        <w:t>.</w:t>
-      </w:r>
     </w:p>
     <w:p>
       <w:pPr>
@@ -1872,23 +1840,32 @@
     </w:p>
     <w:p>
       <w:pPr>
-        <w:rPr>
-          <w:rFonts w:ascii="Times New Roman" w:hAnsi="Times New Roman"/>
-          <w:i/>
-          <w:iCs/>
-          <w:color w:val="FF0000"/>
-          <w:sz w:val="24"/>
-        </w:rPr>
-      </w:pPr>
-      <w:r>
-        <w:rPr>
-          <w:rFonts w:ascii="Times New Roman" w:hAnsi="Times New Roman"/>
-          <w:i/>
-          <w:iCs/>
-          <w:color w:val="FF0000"/>
-          <w:sz w:val="24"/>
-        </w:rPr>
-        <w:t>І знову: молитва св. Єфрема і доземний поклін.</w:t>
+        <w:spacing w:after="120"/>
+      </w:pPr>
+      <w:r>
+        <w:rPr>
+          <w:rFonts w:ascii="Times New Roman" w:hAnsi="Times New Roman"/>
+          <w:color w:val="303030"/>
+          <w:sz w:val="24"/>
+        </w:rPr>
+        <w:t xml:space="preserve">Го́споди і Влади́ко життя́ мого́! Духа ліни́вства, недбайли́вости, властолю́б'я і пустомо́вства віджени́ від ме́не. Ду́ха чистоти́, поко́ри, терпели́вости й любо́ви дару́й мені, </w:t>
+      </w:r>
+      <w:r>
+        <w:rPr>
+          <w:rFonts w:ascii="Times New Roman" w:hAnsi="Times New Roman"/>
+          <w:color w:val="303030"/>
+          <w:sz w:val="24"/>
+        </w:rPr>
+        <w:t xml:space="preserve">слузі́ Твоє́му. Так, Го́споди, Ца́рю! Дай мені́ ба́чити гріхи́ мої́ і не осу́джувати бра́та мого́, бо Ти благослове́нний на ві́ки вікі́в. Амі́нь. </w:t>
+      </w:r>
+      <w:r>
+        <w:rPr>
+          <w:rFonts w:ascii="Times New Roman" w:hAnsi="Times New Roman"/>
+          <w:i/>
+          <w:color w:val="FF3333"/>
+          <w:sz w:val="24"/>
+        </w:rPr>
+        <w:t>(Доземний поклін)</w:t>
       </w:r>
     </w:p>
     <w:p>
@@ -1912,17 +1889,15 @@
     </w:p>
     <w:p>
       <w:pPr>
-        <w:rPr>
-          <w:rFonts w:ascii="Times New Roman" w:hAnsi="Times New Roman"/>
-          <w:sz w:val="24"/>
-        </w:rPr>
-      </w:pPr>
-      <w:r>
-        <w:rPr>
-          <w:rFonts w:ascii="Times New Roman" w:hAnsi="Times New Roman"/>
-          <w:sz w:val="24"/>
-        </w:rPr>
-        <w:t xml:space="preserve">Святий Боже, святий Кріпкий, святий Безсмертний, помилуй нас </w:t>
+        <w:spacing w:after="120"/>
+        <w:jc w:val="both"/>
+      </w:pPr>
+      <w:r>
+        <w:rPr>
+          <w:rFonts w:ascii="Times New Roman" w:hAnsi="Times New Roman"/>
+          <w:sz w:val="24"/>
+        </w:rPr>
+        <w:t xml:space="preserve">Святий Боже, святий Кріпкий, святий Безсмертний, помилуй нас. </w:t>
       </w:r>
       <w:r>
         <w:rPr>
@@ -1933,13 +1908,6 @@
         </w:rPr>
         <w:t>(3 р.)</w:t>
       </w:r>
-      <w:r>
-        <w:rPr>
-          <w:rFonts w:ascii="Times New Roman" w:hAnsi="Times New Roman"/>
-          <w:sz w:val="24"/>
-        </w:rPr>
-        <w:t>.</w:t>
-      </w:r>
     </w:p>
     <w:p>
       <w:pPr>
@@ -1973,17 +1941,15 @@
     </w:p>
     <w:p>
       <w:pPr>
-        <w:rPr>
-          <w:rFonts w:ascii="Times New Roman" w:hAnsi="Times New Roman"/>
-          <w:sz w:val="24"/>
-        </w:rPr>
-      </w:pPr>
-      <w:r>
-        <w:rPr>
-          <w:rFonts w:ascii="Times New Roman" w:hAnsi="Times New Roman"/>
-          <w:sz w:val="24"/>
-        </w:rPr>
-        <w:t xml:space="preserve">Господи, помилуй </w:t>
+        <w:spacing w:after="120"/>
+        <w:jc w:val="both"/>
+      </w:pPr>
+      <w:r>
+        <w:rPr>
+          <w:rFonts w:ascii="Times New Roman" w:hAnsi="Times New Roman"/>
+          <w:sz w:val="24"/>
+        </w:rPr>
+        <w:t xml:space="preserve">Господи, помилуй. </w:t>
       </w:r>
       <w:r>
         <w:rPr>
@@ -1993,13 +1959,6 @@
           <w:sz w:val="24"/>
         </w:rPr>
         <w:t>(3 р.)</w:t>
-      </w:r>
-      <w:r>
-        <w:rPr>
-          <w:rFonts w:ascii="Times New Roman" w:hAnsi="Times New Roman"/>
-          <w:sz w:val="24"/>
-        </w:rPr>
-        <w:t>.</w:t>
       </w:r>
     </w:p>
     <w:p>
@@ -2201,26 +2160,32 @@
     </w:p>
     <w:p>
       <w:pPr>
-        <w:rPr>
-          <w:rFonts w:ascii="Times New Roman" w:hAnsi="Times New Roman"/>
-          <w:sz w:val="24"/>
-        </w:rPr>
-      </w:pPr>
-      <w:r>
-        <w:rPr>
-          <w:rFonts w:ascii="Times New Roman" w:hAnsi="Times New Roman"/>
-          <w:i/>
-          <w:color w:val="FF0000"/>
-          <w:sz w:val="24"/>
-        </w:rPr>
-        <w:t xml:space="preserve">Священик: </w:t>
-      </w:r>
-      <w:r>
-        <w:rPr>
-          <w:rFonts w:ascii="Times New Roman" w:hAnsi="Times New Roman"/>
-          <w:sz w:val="24"/>
-        </w:rPr>
-        <w:t>Слава тобі, Христе Боже, надіє наша, слава тобі!</w:t>
+        <w:spacing w:after="120"/>
+        <w:jc w:val="both"/>
+      </w:pPr>
+      <w:r>
+        <w:rPr>
+          <w:rFonts w:ascii="Times New Roman" w:hAnsi="Times New Roman"/>
+          <w:i/>
+          <w:color w:val="FF0000"/>
+          <w:sz w:val="24"/>
+        </w:rPr>
+        <w:t>Священик:</w:t>
+      </w:r>
+      <w:r>
+        <w:rPr>
+          <w:rFonts w:ascii="Times New Roman" w:hAnsi="Times New Roman"/>
+          <w:color w:val="FF0000"/>
+          <w:sz w:val="24"/>
+        </w:rPr>
+        <w:t xml:space="preserve"> </w:t>
+      </w:r>
+      <w:r>
+        <w:rPr>
+          <w:rFonts w:ascii="Times New Roman" w:hAnsi="Times New Roman"/>
+          <w:sz w:val="24"/>
+        </w:rPr>
+        <w:t>Слава тобі, Христе Боже, уповання наше, слава тобі!</w:t>
       </w:r>
     </w:p>
     <w:p>
@@ -2385,6 +2350,187 @@
     </w:p>
     <w:p>
       <w:pPr>
+        <w:spacing w:after="120"/>
+      </w:pPr>
+      <w:r>
+        <w:rPr>
+          <w:rFonts w:ascii="Times New Roman" w:hAnsi="Times New Roman"/>
+          <w:i/>
+          <w:color w:val="FF0000"/>
+          <w:sz w:val="24"/>
+        </w:rPr>
+        <w:t>Вірні:</w:t>
+      </w:r>
+      <w:r>
+        <w:rPr>
+          <w:rFonts w:ascii="Times New Roman" w:hAnsi="Times New Roman"/>
+          <w:color w:val="FF0000"/>
+          <w:sz w:val="24"/>
+        </w:rPr>
+        <w:t xml:space="preserve"> </w:t>
+      </w:r>
+      <w:r>
+        <w:rPr>
+          <w:rFonts w:ascii="Times New Roman" w:hAnsi="Times New Roman"/>
+          <w:sz w:val="24"/>
+        </w:rPr>
+        <w:t>Амі́нь.</w:t>
+      </w:r>
+    </w:p>
+    <w:p>
+      <w:pPr>
+        <w:spacing w:after="120"/>
+      </w:pPr>
+      <w:r>
+        <w:rPr>
+          <w:rFonts w:ascii="Times New Roman" w:hAnsi="Times New Roman"/>
+          <w:sz w:val="24"/>
+        </w:rPr>
+        <w:t>Сла́ва Тобі́, Бо́же наш, сла́ва Тобі́.</w:t>
+      </w:r>
+    </w:p>
+    <w:p>
+      <w:pPr>
+        <w:spacing w:after="120"/>
+      </w:pPr>
+      <w:r>
+        <w:rPr>
+          <w:rFonts w:ascii="Times New Roman" w:hAnsi="Times New Roman"/>
+          <w:sz w:val="24"/>
+        </w:rPr>
+        <w:t>Ца́рю небе́сний, утіши́телю, Ду́ше íстини,* що всю́ди єси́ і все наповня́єш,* скарбни́це благ і життя́ пода́телю,* прийди́, і всели́ся в нас,* і очи́сти нас від уся́кої скве́рни,* і спаси́, благи́й, ду́ші на́ші.</w:t>
+      </w:r>
+    </w:p>
+    <w:p>
+      <w:pPr>
+        <w:spacing w:after="120"/>
+        <w:jc w:val="both"/>
+      </w:pPr>
+      <w:r>
+        <w:rPr>
+          <w:rFonts w:ascii="Times New Roman" w:hAnsi="Times New Roman"/>
+          <w:sz w:val="24"/>
+        </w:rPr>
+        <w:t xml:space="preserve">Святий Боже, святий Кріпкий, святий Безсмертний, помилуй нас. </w:t>
+      </w:r>
+      <w:r>
+        <w:rPr>
+          <w:rFonts w:ascii="Times New Roman" w:hAnsi="Times New Roman"/>
+          <w:i/>
+          <w:color w:val="FF0000"/>
+          <w:sz w:val="24"/>
+        </w:rPr>
+        <w:t>(3 р.)</w:t>
+      </w:r>
+    </w:p>
+    <w:p>
+      <w:pPr>
+        <w:rPr>
+          <w:rFonts w:ascii="Times New Roman" w:hAnsi="Times New Roman"/>
+          <w:sz w:val="24"/>
+        </w:rPr>
+      </w:pPr>
+      <w:r>
+        <w:rPr>
+          <w:rFonts w:ascii="Times New Roman" w:hAnsi="Times New Roman"/>
+          <w:sz w:val="24"/>
+        </w:rPr>
+        <w:t>Слава Отцю, і Сину, і Святому Духові,* і нині і повсякчас, і на віки вічні. Амінь.</w:t>
+      </w:r>
+    </w:p>
+    <w:p>
+      <w:pPr>
+        <w:rPr>
+          <w:rFonts w:ascii="Times New Roman" w:hAnsi="Times New Roman"/>
+          <w:sz w:val="24"/>
+        </w:rPr>
+      </w:pPr>
+      <w:r>
+        <w:rPr>
+          <w:rFonts w:ascii="Times New Roman" w:hAnsi="Times New Roman"/>
+          <w:sz w:val="24"/>
+        </w:rPr>
+        <w:t>Пресвята Тройце, помилуй нас;* Господи, очисти гріхи наші;* Владико, прости беззаконня наші;* Святий, завітай і зціли немочі наші імени твого ради.</w:t>
+      </w:r>
+    </w:p>
+    <w:p>
+      <w:pPr>
+        <w:spacing w:after="120"/>
+        <w:jc w:val="both"/>
+      </w:pPr>
+      <w:r>
+        <w:rPr>
+          <w:rFonts w:ascii="Times New Roman" w:hAnsi="Times New Roman"/>
+          <w:sz w:val="24"/>
+        </w:rPr>
+        <w:t xml:space="preserve">Господи, помилуй. </w:t>
+      </w:r>
+      <w:r>
+        <w:rPr>
+          <w:rFonts w:ascii="Times New Roman" w:hAnsi="Times New Roman"/>
+          <w:i/>
+          <w:color w:val="FF0000"/>
+          <w:sz w:val="24"/>
+        </w:rPr>
+        <w:t>(3 р.)</w:t>
+      </w:r>
+    </w:p>
+    <w:p>
+      <w:pPr>
+        <w:rPr>
+          <w:rFonts w:ascii="Times New Roman" w:hAnsi="Times New Roman"/>
+          <w:sz w:val="24"/>
+        </w:rPr>
+      </w:pPr>
+      <w:r>
+        <w:rPr>
+          <w:rFonts w:ascii="Times New Roman" w:hAnsi="Times New Roman"/>
+          <w:sz w:val="24"/>
+        </w:rPr>
+        <w:t>Слава Отцю, і Сину, і Святому Духові,* і нині і повсякчас, і на віки вічні. Амінь.</w:t>
+      </w:r>
+    </w:p>
+    <w:p>
+      <w:pPr>
+        <w:rPr>
+          <w:rFonts w:ascii="Times New Roman" w:hAnsi="Times New Roman"/>
+          <w:sz w:val="24"/>
+        </w:rPr>
+      </w:pPr>
+      <w:r>
+        <w:rPr>
+          <w:rFonts w:ascii="Times New Roman" w:hAnsi="Times New Roman"/>
+          <w:sz w:val="24"/>
+        </w:rPr>
+        <w:t>Отче наш, що єси на небесах,* нехай святиться ім’я твоє,* нехай прийде царство твоє,* нехай буде воля твоя, як на небі, так і на землі.* Хліб наш насущний дай нам сьогодні,* і прости нам провини наші,* як і ми прощаємо винуватцям нашим,* і не введи нас у спокусу,* але визволи нас від лукавого.</w:t>
+      </w:r>
+    </w:p>
+    <w:p>
+      <w:pPr>
+        <w:rPr>
+          <w:rFonts w:ascii="Times New Roman" w:hAnsi="Times New Roman"/>
+          <w:sz w:val="24"/>
+        </w:rPr>
+      </w:pPr>
+      <w:r>
+        <w:rPr>
+          <w:rFonts w:ascii="Times New Roman" w:hAnsi="Times New Roman"/>
+          <w:i/>
+          <w:color w:val="FF0000"/>
+          <w:sz w:val="24"/>
+        </w:rPr>
+        <w:t xml:space="preserve">Священик: </w:t>
+      </w:r>
+      <w:r>
+        <w:rPr>
+          <w:rFonts w:ascii="Times New Roman" w:hAnsi="Times New Roman"/>
+          <w:sz w:val="24"/>
+        </w:rPr>
+        <w:t>Бо твоє є царство, і сила, і слава, Отця, і Сина, і Святого Духа, нині і повсякчас, і на віки вічні.</w:t>
+      </w:r>
+    </w:p>
+    <w:p>
+      <w:pPr>
         <w:rPr>
           <w:rFonts w:ascii="Times New Roman" w:hAnsi="Times New Roman"/>
           <w:sz w:val="24"/>
@@ -2404,46 +2550,31 @@
           <w:rFonts w:ascii="Times New Roman" w:hAnsi="Times New Roman"/>
           <w:sz w:val="24"/>
         </w:rPr>
-        <w:t>Амінь. Слава тобі, Боже наш, слава тобі.</w:t>
-      </w:r>
-    </w:p>
-    <w:p>
-      <w:pPr>
-        <w:rPr>
-          <w:rFonts w:ascii="Times New Roman" w:hAnsi="Times New Roman"/>
-          <w:sz w:val="24"/>
-        </w:rPr>
-      </w:pPr>
-      <w:r>
-        <w:rPr>
-          <w:rFonts w:ascii="Times New Roman" w:hAnsi="Times New Roman"/>
-          <w:sz w:val="24"/>
-        </w:rPr>
-        <w:t>Царю небесний, утішителю, Душе істини,* що всюди єси і все наповняєш,* скарбе дібр і життя подателю,* прийди і вселися в нас,* і очисти нас від усякої скверни,* і спаси, Благий, душі наші.</w:t>
-      </w:r>
-    </w:p>
-    <w:p>
-      <w:pPr>
-        <w:rPr>
-          <w:rFonts w:ascii="Times New Roman" w:hAnsi="Times New Roman"/>
-          <w:sz w:val="24"/>
-        </w:rPr>
-      </w:pPr>
-      <w:r>
-        <w:rPr>
-          <w:rFonts w:ascii="Times New Roman" w:hAnsi="Times New Roman"/>
-          <w:sz w:val="24"/>
-        </w:rPr>
-        <w:t xml:space="preserve">Святий Боже, святий Кріпкий, святий Безсмертний, помилуй нас </w:t>
-      </w:r>
-      <w:r>
-        <w:rPr>
-          <w:rFonts w:ascii="Times New Roman" w:hAnsi="Times New Roman"/>
-          <w:i/>
-          <w:color w:val="FF0000"/>
-          <w:sz w:val="24"/>
-        </w:rPr>
-        <w:t>(3 р.)</w:t>
+        <w:t>Амінь.</w:t>
+      </w:r>
+    </w:p>
+    <w:p>
+      <w:pPr>
+        <w:rPr>
+          <w:rFonts w:ascii="Times New Roman" w:hAnsi="Times New Roman"/>
+          <w:sz w:val="24"/>
+        </w:rPr>
+      </w:pPr>
+      <w:r>
+        <w:rPr>
+          <w:rFonts w:ascii="Times New Roman" w:hAnsi="Times New Roman"/>
+          <w:sz w:val="24"/>
+        </w:rPr>
+        <w:t xml:space="preserve">Господи, помилуй </w:t>
+      </w:r>
+      <w:r>
+        <w:rPr>
+          <w:rFonts w:ascii="Times New Roman" w:hAnsi="Times New Roman"/>
+          <w:i/>
+          <w:color w:val="FF0000"/>
+          <w:sz w:val="24"/>
+        </w:rPr>
+        <w:t>(12 р.)</w:t>
       </w:r>
       <w:r>
         <w:rPr>
@@ -2470,217 +2601,41 @@
     </w:p>
     <w:p>
       <w:pPr>
-        <w:rPr>
-          <w:rFonts w:ascii="Times New Roman" w:hAnsi="Times New Roman"/>
-          <w:sz w:val="24"/>
-        </w:rPr>
-      </w:pPr>
-      <w:r>
-        <w:rPr>
-          <w:rFonts w:ascii="Times New Roman" w:hAnsi="Times New Roman"/>
-          <w:sz w:val="24"/>
-        </w:rPr>
-        <w:t>Пресвята Тройце, помилуй нас;* Господи, очисти гріхи наші;* Владико, прости беззаконня наші;* Святий, завітай і зціли немочі наші імени твого ради.</w:t>
-      </w:r>
-    </w:p>
-    <w:p>
-      <w:pPr>
-        <w:rPr>
-          <w:rFonts w:ascii="Times New Roman" w:hAnsi="Times New Roman"/>
-          <w:sz w:val="24"/>
-        </w:rPr>
-      </w:pPr>
-      <w:r>
-        <w:rPr>
-          <w:rFonts w:ascii="Times New Roman" w:hAnsi="Times New Roman"/>
-          <w:sz w:val="24"/>
-        </w:rPr>
-        <w:t xml:space="preserve">Господи, помилуй </w:t>
-      </w:r>
-      <w:r>
-        <w:rPr>
-          <w:rFonts w:ascii="Times New Roman" w:hAnsi="Times New Roman"/>
-          <w:i/>
-          <w:color w:val="FF0000"/>
-          <w:sz w:val="24"/>
-        </w:rPr>
-        <w:t>(3 р.)</w:t>
-      </w:r>
-      <w:r>
-        <w:rPr>
-          <w:rFonts w:ascii="Times New Roman" w:hAnsi="Times New Roman"/>
-          <w:sz w:val="24"/>
-        </w:rPr>
-        <w:t>.</w:t>
-      </w:r>
-    </w:p>
-    <w:p>
-      <w:pPr>
-        <w:rPr>
-          <w:rFonts w:ascii="Times New Roman" w:hAnsi="Times New Roman"/>
-          <w:sz w:val="24"/>
-        </w:rPr>
-      </w:pPr>
-      <w:r>
-        <w:rPr>
-          <w:rFonts w:ascii="Times New Roman" w:hAnsi="Times New Roman"/>
-          <w:sz w:val="24"/>
-        </w:rPr>
-        <w:t>Слава Отцю, і Сину, і Святому Духові,* і нині і повсякчас, і на віки вічні. Амінь.</w:t>
-      </w:r>
-    </w:p>
-    <w:p>
-      <w:pPr>
-        <w:rPr>
-          <w:rFonts w:ascii="Times New Roman" w:hAnsi="Times New Roman"/>
-          <w:sz w:val="24"/>
-        </w:rPr>
-      </w:pPr>
-      <w:r>
-        <w:rPr>
-          <w:rFonts w:ascii="Times New Roman" w:hAnsi="Times New Roman"/>
-          <w:sz w:val="24"/>
-        </w:rPr>
-        <w:t>Отче наш, що єси на небесах,* нехай святиться ім’я твоє,* нехай прийде царство твоє,* нехай буде воля твоя, як на небі, так і на землі.* Хліб наш насущний дай нам сьогодні,* і прости нам провини наші,* як і ми прощаємо винуватцям нашим,* і не введи нас у спокусу,* але визволи нас від лукавого.</w:t>
-      </w:r>
-    </w:p>
-    <w:p>
-      <w:pPr>
-        <w:rPr>
-          <w:rFonts w:ascii="Times New Roman" w:hAnsi="Times New Roman"/>
-          <w:sz w:val="24"/>
-        </w:rPr>
-      </w:pPr>
-      <w:r>
-        <w:rPr>
-          <w:rFonts w:ascii="Times New Roman" w:hAnsi="Times New Roman"/>
-          <w:i/>
-          <w:color w:val="FF0000"/>
-          <w:sz w:val="24"/>
-        </w:rPr>
-        <w:t xml:space="preserve">Священик: </w:t>
-      </w:r>
-      <w:r>
-        <w:rPr>
-          <w:rFonts w:ascii="Times New Roman" w:hAnsi="Times New Roman"/>
-          <w:sz w:val="24"/>
-        </w:rPr>
-        <w:t>Бо твоє є царство, і сила, і слава, Отця, і Сина, і Святого Духа, нині і повсякчас, і на віки вічні.</w:t>
-      </w:r>
-    </w:p>
-    <w:p>
-      <w:pPr>
-        <w:rPr>
-          <w:rFonts w:ascii="Times New Roman" w:hAnsi="Times New Roman"/>
-          <w:sz w:val="24"/>
-        </w:rPr>
-      </w:pPr>
-      <w:r>
-        <w:rPr>
-          <w:rFonts w:ascii="Times New Roman" w:hAnsi="Times New Roman"/>
-          <w:i/>
-          <w:color w:val="FF0000"/>
-          <w:sz w:val="24"/>
-        </w:rPr>
-        <w:t xml:space="preserve">Вірні: </w:t>
-      </w:r>
-      <w:r>
-        <w:rPr>
-          <w:rFonts w:ascii="Times New Roman" w:hAnsi="Times New Roman"/>
-          <w:sz w:val="24"/>
-        </w:rPr>
-        <w:t>Амінь.</w:t>
-      </w:r>
-    </w:p>
-    <w:p>
-      <w:pPr>
-        <w:rPr>
-          <w:rFonts w:ascii="Times New Roman" w:hAnsi="Times New Roman"/>
-          <w:sz w:val="24"/>
-        </w:rPr>
-      </w:pPr>
-      <w:r>
-        <w:rPr>
-          <w:rFonts w:ascii="Times New Roman" w:hAnsi="Times New Roman"/>
-          <w:sz w:val="24"/>
-        </w:rPr>
-        <w:t xml:space="preserve">Господи, помилуй </w:t>
-      </w:r>
-      <w:r>
-        <w:rPr>
-          <w:rFonts w:ascii="Times New Roman" w:hAnsi="Times New Roman"/>
-          <w:i/>
-          <w:color w:val="FF0000"/>
-          <w:sz w:val="24"/>
-        </w:rPr>
-        <w:t>(12 р.)</w:t>
-      </w:r>
-      <w:r>
-        <w:rPr>
-          <w:rFonts w:ascii="Times New Roman" w:hAnsi="Times New Roman"/>
-          <w:sz w:val="24"/>
-        </w:rPr>
-        <w:t>.</w:t>
-      </w:r>
-    </w:p>
-    <w:p>
-      <w:pPr>
-        <w:rPr>
-          <w:rFonts w:ascii="Times New Roman" w:hAnsi="Times New Roman"/>
-          <w:sz w:val="24"/>
-        </w:rPr>
-      </w:pPr>
-      <w:r>
-        <w:rPr>
-          <w:rFonts w:ascii="Times New Roman" w:hAnsi="Times New Roman"/>
-          <w:sz w:val="24"/>
-        </w:rPr>
-        <w:t>Слава Отцю, і Сину, і Святому Духові,* і нині і повсякчас, і на віки вічні. Амінь.</w:t>
-      </w:r>
-    </w:p>
-    <w:p>
-      <w:pPr>
-        <w:rPr>
-          <w:rFonts w:ascii="Times New Roman" w:hAnsi="Times New Roman"/>
-          <w:sz w:val="24"/>
-        </w:rPr>
-      </w:pPr>
-      <w:r>
-        <w:rPr>
-          <w:rFonts w:ascii="Times New Roman" w:hAnsi="Times New Roman"/>
-          <w:sz w:val="24"/>
-        </w:rPr>
-        <w:t>Прийдіте, поклонімся* Цареві нашому Богу.</w:t>
-      </w:r>
-    </w:p>
-    <w:p>
-      <w:pPr>
-        <w:rPr>
-          <w:rFonts w:ascii="Times New Roman" w:hAnsi="Times New Roman"/>
-          <w:sz w:val="24"/>
-        </w:rPr>
-      </w:pPr>
-      <w:r>
-        <w:rPr>
-          <w:rFonts w:ascii="Times New Roman" w:hAnsi="Times New Roman"/>
-          <w:sz w:val="24"/>
-        </w:rPr>
-        <w:t>Прийдіте, поклонімся* Христові, Цареві нашому Богу.</w:t>
-      </w:r>
-    </w:p>
-    <w:p>
-      <w:pPr>
-        <w:rPr>
-          <w:rFonts w:ascii="Times New Roman" w:hAnsi="Times New Roman"/>
-          <w:sz w:val="24"/>
-        </w:rPr>
-      </w:pPr>
-      <w:r>
-        <w:rPr>
-          <w:rFonts w:ascii="Times New Roman" w:hAnsi="Times New Roman"/>
-          <w:sz w:val="24"/>
-        </w:rPr>
-        <w:t>Прийдіте, поклонімся і припадім* до самого Господа Ісуса Христа, Царя і Бога нашого.</w:t>
+        <w:spacing w:after="120"/>
+        <w:jc w:val="both"/>
+      </w:pPr>
+      <w:r>
+        <w:rPr>
+          <w:rFonts w:ascii="Times New Roman" w:hAnsi="Times New Roman"/>
+          <w:sz w:val="24"/>
+        </w:rPr>
+        <w:t>Прийді́те, поклоні́мся* царе́ві на́шому – Бо́гу.</w:t>
+      </w:r>
+    </w:p>
+    <w:p>
+      <w:pPr>
+        <w:spacing w:after="120"/>
+        <w:jc w:val="both"/>
+      </w:pPr>
+      <w:r>
+        <w:rPr>
+          <w:rFonts w:ascii="Times New Roman" w:hAnsi="Times New Roman"/>
+          <w:sz w:val="24"/>
+        </w:rPr>
+        <w:t>Прийді́те, поклоні́мся* Христо́ві, царе́ві на́шому – Бо́гу.</w:t>
+      </w:r>
+    </w:p>
+    <w:p>
+      <w:pPr>
+        <w:spacing w:after="120"/>
+        <w:jc w:val="both"/>
+      </w:pPr>
+      <w:r>
+        <w:rPr>
+          <w:rFonts w:ascii="Times New Roman" w:hAnsi="Times New Roman"/>
+          <w:sz w:val="24"/>
+        </w:rPr>
+        <w:t>Прийді́те, поклоні́мся і припаді́м* до само́го Го́спода Ісу́са Христа́ – царя́ і Бо́га на́шого.</w:t>
       </w:r>
     </w:p>
     <w:p>
@@ -3672,17 +3627,15 @@
     </w:p>
     <w:p>
       <w:pPr>
-        <w:rPr>
-          <w:rFonts w:ascii="Times New Roman" w:hAnsi="Times New Roman"/>
-          <w:sz w:val="24"/>
-        </w:rPr>
-      </w:pPr>
-      <w:r>
-        <w:rPr>
-          <w:rFonts w:ascii="Times New Roman" w:hAnsi="Times New Roman"/>
-          <w:sz w:val="24"/>
-        </w:rPr>
-        <w:t xml:space="preserve">Господи, помилуй </w:t>
+        <w:spacing w:after="120"/>
+        <w:jc w:val="both"/>
+      </w:pPr>
+      <w:r>
+        <w:rPr>
+          <w:rFonts w:ascii="Times New Roman" w:hAnsi="Times New Roman"/>
+          <w:sz w:val="24"/>
+        </w:rPr>
+        <w:t xml:space="preserve">Господи, помилуй. </w:t>
       </w:r>
       <w:r>
         <w:rPr>
@@ -3692,13 +3645,6 @@
           <w:sz w:val="24"/>
         </w:rPr>
         <w:t>(3 р.)</w:t>
-      </w:r>
-      <w:r>
-        <w:rPr>
-          <w:rFonts w:ascii="Times New Roman" w:hAnsi="Times New Roman"/>
-          <w:sz w:val="24"/>
-        </w:rPr>
-        <w:t>.</w:t>
       </w:r>
     </w:p>
     <w:p>
@@ -3900,17 +3846,15 @@
     </w:p>
     <w:p>
       <w:pPr>
-        <w:rPr>
-          <w:rFonts w:ascii="Times New Roman" w:hAnsi="Times New Roman"/>
-          <w:sz w:val="24"/>
-        </w:rPr>
-      </w:pPr>
-      <w:r>
-        <w:rPr>
-          <w:rFonts w:ascii="Times New Roman" w:hAnsi="Times New Roman"/>
-          <w:sz w:val="24"/>
-        </w:rPr>
-        <w:t xml:space="preserve">Святий Боже, святий Кріпкий, святий Безсмертний, помилуй нас </w:t>
+        <w:spacing w:after="120"/>
+        <w:jc w:val="both"/>
+      </w:pPr>
+      <w:r>
+        <w:rPr>
+          <w:rFonts w:ascii="Times New Roman" w:hAnsi="Times New Roman"/>
+          <w:sz w:val="24"/>
+        </w:rPr>
+        <w:t xml:space="preserve">Святий Боже, святий Кріпкий, святий Безсмертний, помилуй нас. </w:t>
       </w:r>
       <w:r>
         <w:rPr>
@@ -3921,6 +3865,203 @@
         </w:rPr>
         <w:t>(3 р.)</w:t>
       </w:r>
+    </w:p>
+    <w:p>
+      <w:pPr>
+        <w:rPr>
+          <w:rFonts w:ascii="Times New Roman" w:hAnsi="Times New Roman"/>
+          <w:sz w:val="24"/>
+        </w:rPr>
+      </w:pPr>
+      <w:r>
+        <w:rPr>
+          <w:rFonts w:ascii="Times New Roman" w:hAnsi="Times New Roman"/>
+          <w:sz w:val="24"/>
+        </w:rPr>
+        <w:t>Слава Отцю, і Сину, і Святому Духові,* і нині і повсякчас, і на віки вічні. Амінь.</w:t>
+      </w:r>
+    </w:p>
+    <w:p>
+      <w:pPr>
+        <w:rPr>
+          <w:rFonts w:ascii="Times New Roman" w:hAnsi="Times New Roman"/>
+          <w:sz w:val="24"/>
+        </w:rPr>
+      </w:pPr>
+      <w:r>
+        <w:rPr>
+          <w:rFonts w:ascii="Times New Roman" w:hAnsi="Times New Roman"/>
+          <w:sz w:val="24"/>
+        </w:rPr>
+        <w:t>Пресвята Тройце, помилуй нас;* Господи, очисти гріхи наші;* Владико, прости беззаконня наші;* Святий, завітай і зціли немочі наші імени твого ради.</w:t>
+      </w:r>
+    </w:p>
+    <w:p>
+      <w:pPr>
+        <w:spacing w:after="120"/>
+        <w:jc w:val="both"/>
+      </w:pPr>
+      <w:r>
+        <w:rPr>
+          <w:rFonts w:ascii="Times New Roman" w:hAnsi="Times New Roman"/>
+          <w:sz w:val="24"/>
+        </w:rPr>
+        <w:t xml:space="preserve">Господи, помилуй. </w:t>
+      </w:r>
+      <w:r>
+        <w:rPr>
+          <w:rFonts w:ascii="Times New Roman" w:hAnsi="Times New Roman"/>
+          <w:i/>
+          <w:color w:val="FF0000"/>
+          <w:sz w:val="24"/>
+        </w:rPr>
+        <w:t>(3 р.)</w:t>
+      </w:r>
+    </w:p>
+    <w:p>
+      <w:pPr>
+        <w:rPr>
+          <w:rFonts w:ascii="Times New Roman" w:hAnsi="Times New Roman"/>
+          <w:sz w:val="24"/>
+        </w:rPr>
+      </w:pPr>
+      <w:r>
+        <w:rPr>
+          <w:rFonts w:ascii="Times New Roman" w:hAnsi="Times New Roman"/>
+          <w:sz w:val="24"/>
+        </w:rPr>
+        <w:t>Слава Отцю, і Сину, і Святому Духові,* і нині і повсякчас, і на віки вічні. Амінь.</w:t>
+      </w:r>
+    </w:p>
+    <w:p>
+      <w:pPr>
+        <w:rPr>
+          <w:rFonts w:ascii="Times New Roman" w:hAnsi="Times New Roman"/>
+          <w:sz w:val="24"/>
+        </w:rPr>
+      </w:pPr>
+      <w:r>
+        <w:rPr>
+          <w:rFonts w:ascii="Times New Roman" w:hAnsi="Times New Roman"/>
+          <w:sz w:val="24"/>
+        </w:rPr>
+        <w:t>Отче наш, що єси на небесах,* нехай святиться ім’я твоє,* нехай прийде царство твоє,* нехай буде воля твоя, як на небі, так і на землі.* Хліб наш насущний дай нам сьогодні,* і прости нам провини наші,* як і ми прощаємо винуватцям нашим,* і не введи нас у спокусу,* але визволи нас від лукавого.</w:t>
+      </w:r>
+    </w:p>
+    <w:p>
+      <w:pPr>
+        <w:rPr>
+          <w:rFonts w:ascii="Times New Roman" w:hAnsi="Times New Roman"/>
+          <w:sz w:val="24"/>
+        </w:rPr>
+      </w:pPr>
+      <w:r>
+        <w:rPr>
+          <w:rFonts w:ascii="Times New Roman" w:hAnsi="Times New Roman"/>
+          <w:i/>
+          <w:color w:val="FF0000"/>
+          <w:sz w:val="24"/>
+        </w:rPr>
+        <w:t xml:space="preserve">Священик: </w:t>
+      </w:r>
+      <w:r>
+        <w:rPr>
+          <w:rFonts w:ascii="Times New Roman" w:hAnsi="Times New Roman"/>
+          <w:sz w:val="24"/>
+        </w:rPr>
+        <w:t>Бо твоє є царство, і сила, і слава, Отця, і Сина, і Святого Духа, нині і повсякчас, і на віки вічні.</w:t>
+      </w:r>
+    </w:p>
+    <w:p>
+      <w:pPr>
+        <w:rPr>
+          <w:rFonts w:ascii="Times New Roman" w:hAnsi="Times New Roman"/>
+          <w:sz w:val="24"/>
+        </w:rPr>
+      </w:pPr>
+      <w:r>
+        <w:rPr>
+          <w:rFonts w:ascii="Times New Roman" w:hAnsi="Times New Roman"/>
+          <w:i/>
+          <w:color w:val="FF0000"/>
+          <w:sz w:val="24"/>
+        </w:rPr>
+        <w:t xml:space="preserve">Вірні: </w:t>
+      </w:r>
+      <w:r>
+        <w:rPr>
+          <w:rFonts w:ascii="Times New Roman" w:hAnsi="Times New Roman"/>
+          <w:sz w:val="24"/>
+        </w:rPr>
+        <w:t>Амінь.</w:t>
+      </w:r>
+    </w:p>
+    <w:p>
+      <w:pPr>
+        <w:rPr>
+          <w:rFonts w:ascii="Times New Roman" w:hAnsi="Times New Roman"/>
+          <w:sz w:val="24"/>
+        </w:rPr>
+      </w:pPr>
+      <w:r>
+        <w:rPr>
+          <w:rFonts w:ascii="Times New Roman" w:hAnsi="Times New Roman"/>
+          <w:i/>
+          <w:color w:val="FF0000"/>
+          <w:sz w:val="24"/>
+        </w:rPr>
+        <w:t>Кондак (г. 6)</w:t>
+      </w:r>
+      <w:r>
+        <w:rPr>
+          <w:rFonts w:ascii="Times New Roman" w:hAnsi="Times New Roman"/>
+          <w:i/>
+          <w:color w:val="FF0000"/>
+          <w:sz w:val="24"/>
+          <w:lang w:val="en-US"/>
+        </w:rPr>
+        <w:t>:</w:t>
+      </w:r>
+      <w:r>
+        <w:rPr>
+          <w:rFonts w:ascii="Times New Roman" w:hAnsi="Times New Roman"/>
+          <w:i/>
+          <w:color w:val="FF0000"/>
+          <w:sz w:val="24"/>
+        </w:rPr>
+        <w:t xml:space="preserve"> </w:t>
+      </w:r>
+      <w:r>
+        <w:rPr>
+          <w:rFonts w:ascii="Times New Roman" w:hAnsi="Times New Roman"/>
+          <w:sz w:val="24"/>
+        </w:rPr>
+        <w:t>Душе моя, душе моя, встань! Чого ти спиш?* Кінець наближається і будеш тривожитися,* Підведись же, щоб помилував тебе Христос Бог,* що всюди є і все наповняє.</w:t>
+      </w:r>
+    </w:p>
+    <w:p>
+      <w:pPr>
+        <w:rPr>
+          <w:rFonts w:ascii="Times New Roman" w:hAnsi="Times New Roman"/>
+          <w:sz w:val="24"/>
+        </w:rPr>
+      </w:pPr>
+      <w:r>
+        <w:rPr>
+          <w:rFonts w:ascii="Times New Roman" w:hAnsi="Times New Roman"/>
+          <w:sz w:val="24"/>
+        </w:rPr>
+        <w:t xml:space="preserve">Господи, помилуй </w:t>
+      </w:r>
+      <w:r>
+        <w:rPr>
+          <w:rFonts w:ascii="Times New Roman" w:hAnsi="Times New Roman"/>
+          <w:i/>
+          <w:color w:val="FF0000"/>
+          <w:sz w:val="24"/>
+        </w:rPr>
+        <w:t>(40 р.)</w:t>
+      </w:r>
       <w:r>
         <w:rPr>
           <w:rFonts w:ascii="Times New Roman" w:hAnsi="Times New Roman"/>
@@ -3941,37 +4082,20 @@
           <w:rFonts w:ascii="Times New Roman" w:hAnsi="Times New Roman"/>
           <w:sz w:val="24"/>
         </w:rPr>
-        <w:t>Слава Отцю, і Сину, і Святому Духові,* і нині і повсякчас, і на віки вічні. Амінь.</w:t>
-      </w:r>
-    </w:p>
-    <w:p>
-      <w:pPr>
-        <w:rPr>
-          <w:rFonts w:ascii="Times New Roman" w:hAnsi="Times New Roman"/>
-          <w:sz w:val="24"/>
-        </w:rPr>
-      </w:pPr>
-      <w:r>
-        <w:rPr>
-          <w:rFonts w:ascii="Times New Roman" w:hAnsi="Times New Roman"/>
-          <w:sz w:val="24"/>
-        </w:rPr>
-        <w:t>Пресвята Тройце, помилуй нас;* Господи, очисти гріхи наші;* Владико, прости беззаконня наші;* Святий, завітай і зціли немочі наші імени твого ради.</w:t>
-      </w:r>
-    </w:p>
-    <w:p>
-      <w:pPr>
-        <w:rPr>
-          <w:rFonts w:ascii="Times New Roman" w:hAnsi="Times New Roman"/>
-          <w:sz w:val="24"/>
-        </w:rPr>
-      </w:pPr>
-      <w:r>
-        <w:rPr>
-          <w:rFonts w:ascii="Times New Roman" w:hAnsi="Times New Roman"/>
-          <w:sz w:val="24"/>
-        </w:rPr>
-        <w:t xml:space="preserve">Господи, помилуй </w:t>
+        <w:t>Ти, що повсякчас і кожної години на небі й на землі приймаєш поклін і славу, Боже добрий, довготерпеливий й многомилостивий, що праведних любиш, і грішних милуєш, і всіх кличеш до спасіння, заради обіцянки майбутніх благ! Прийми, Господи, в цю хвилину й наші молитви і спрямуй життя наше до твоїх заповідей. Душі наші освяти, тіла очисти, думки наші направ, розум очисти й протверези, і визволь нас від усякої скорботи, лиха й слабування. Захисти нас святими ангелами твоїми, щоб ми, їх охороною збережені й напоумлені, осягнули єдність віри та зрозуміння неприступної твоєї слави, бо ти благословенний на віки вічні. Амінь.</w:t>
+      </w:r>
+    </w:p>
+    <w:p>
+      <w:pPr>
+        <w:spacing w:after="120"/>
+        <w:jc w:val="both"/>
+      </w:pPr>
+      <w:r>
+        <w:rPr>
+          <w:rFonts w:ascii="Times New Roman" w:hAnsi="Times New Roman"/>
+          <w:sz w:val="24"/>
+        </w:rPr>
+        <w:t xml:space="preserve">Господи, помилуй. </w:t>
       </w:r>
       <w:r>
         <w:rPr>
@@ -3981,211 +4105,6 @@
           <w:sz w:val="24"/>
         </w:rPr>
         <w:t>(3 р.)</w:t>
-      </w:r>
-      <w:r>
-        <w:rPr>
-          <w:rFonts w:ascii="Times New Roman" w:hAnsi="Times New Roman"/>
-          <w:sz w:val="24"/>
-        </w:rPr>
-        <w:t>.</w:t>
-      </w:r>
-    </w:p>
-    <w:p>
-      <w:pPr>
-        <w:rPr>
-          <w:rFonts w:ascii="Times New Roman" w:hAnsi="Times New Roman"/>
-          <w:sz w:val="24"/>
-        </w:rPr>
-      </w:pPr>
-      <w:r>
-        <w:rPr>
-          <w:rFonts w:ascii="Times New Roman" w:hAnsi="Times New Roman"/>
-          <w:sz w:val="24"/>
-        </w:rPr>
-        <w:t>Слава Отцю, і Сину, і Святому Духові,* і нині і повсякчас, і на віки вічні. Амінь.</w:t>
-      </w:r>
-    </w:p>
-    <w:p>
-      <w:pPr>
-        <w:rPr>
-          <w:rFonts w:ascii="Times New Roman" w:hAnsi="Times New Roman"/>
-          <w:sz w:val="24"/>
-        </w:rPr>
-      </w:pPr>
-      <w:r>
-        <w:rPr>
-          <w:rFonts w:ascii="Times New Roman" w:hAnsi="Times New Roman"/>
-          <w:sz w:val="24"/>
-        </w:rPr>
-        <w:t>Отче наш, що єси на небесах,* нехай святиться ім’я твоє,* нехай прийде царство твоє,* нехай буде воля твоя, як на небі, так і на землі.* Хліб наш насущний дай нам сьогодні,* і прости нам провини наші,* як і ми прощаємо винуватцям нашим,* і не введи нас у спокусу,* але визволи нас від лукавого.</w:t>
-      </w:r>
-    </w:p>
-    <w:p>
-      <w:pPr>
-        <w:rPr>
-          <w:rFonts w:ascii="Times New Roman" w:hAnsi="Times New Roman"/>
-          <w:sz w:val="24"/>
-        </w:rPr>
-      </w:pPr>
-      <w:r>
-        <w:rPr>
-          <w:rFonts w:ascii="Times New Roman" w:hAnsi="Times New Roman"/>
-          <w:i/>
-          <w:color w:val="FF0000"/>
-          <w:sz w:val="24"/>
-        </w:rPr>
-        <w:t xml:space="preserve">Священик: </w:t>
-      </w:r>
-      <w:r>
-        <w:rPr>
-          <w:rFonts w:ascii="Times New Roman" w:hAnsi="Times New Roman"/>
-          <w:sz w:val="24"/>
-        </w:rPr>
-        <w:t>Бо твоє є царство, і сила, і слава, Отця, і Сина, і Святого Духа, нині і повсякчас, і на віки вічні.</w:t>
-      </w:r>
-    </w:p>
-    <w:p>
-      <w:pPr>
-        <w:rPr>
-          <w:rFonts w:ascii="Times New Roman" w:hAnsi="Times New Roman"/>
-          <w:sz w:val="24"/>
-        </w:rPr>
-      </w:pPr>
-      <w:r>
-        <w:rPr>
-          <w:rFonts w:ascii="Times New Roman" w:hAnsi="Times New Roman"/>
-          <w:i/>
-          <w:color w:val="FF0000"/>
-          <w:sz w:val="24"/>
-        </w:rPr>
-        <w:t xml:space="preserve">Вірні: </w:t>
-      </w:r>
-      <w:r>
-        <w:rPr>
-          <w:rFonts w:ascii="Times New Roman" w:hAnsi="Times New Roman"/>
-          <w:sz w:val="24"/>
-        </w:rPr>
-        <w:t>Амінь.</w:t>
-      </w:r>
-    </w:p>
-    <w:p>
-      <w:pPr>
-        <w:rPr>
-          <w:rFonts w:ascii="Times New Roman" w:hAnsi="Times New Roman"/>
-          <w:sz w:val="24"/>
-        </w:rPr>
-      </w:pPr>
-      <w:r>
-        <w:rPr>
-          <w:rFonts w:ascii="Times New Roman" w:hAnsi="Times New Roman"/>
-          <w:i/>
-          <w:color w:val="FF0000"/>
-          <w:sz w:val="24"/>
-        </w:rPr>
-        <w:t>Кондак (г. 6)</w:t>
-      </w:r>
-      <w:r>
-        <w:rPr>
-          <w:rFonts w:ascii="Times New Roman" w:hAnsi="Times New Roman"/>
-          <w:i/>
-          <w:color w:val="FF0000"/>
-          <w:sz w:val="24"/>
-          <w:lang w:val="en-US"/>
-        </w:rPr>
-        <w:t>:</w:t>
-      </w:r>
-      <w:r>
-        <w:rPr>
-          <w:rFonts w:ascii="Times New Roman" w:hAnsi="Times New Roman"/>
-          <w:i/>
-          <w:color w:val="FF0000"/>
-          <w:sz w:val="24"/>
-        </w:rPr>
-        <w:t xml:space="preserve"> </w:t>
-      </w:r>
-      <w:r>
-        <w:rPr>
-          <w:rFonts w:ascii="Times New Roman" w:hAnsi="Times New Roman"/>
-          <w:sz w:val="24"/>
-        </w:rPr>
-        <w:t>Душе моя, душе моя, встань! Чого ти спиш?* Кінець наближається і будеш тривожитися,* Підведись же, щоб помилував тебе Христос Бог,* що всюди є і все наповняє.</w:t>
-      </w:r>
-    </w:p>
-    <w:p>
-      <w:pPr>
-        <w:rPr>
-          <w:rFonts w:ascii="Times New Roman" w:hAnsi="Times New Roman"/>
-          <w:sz w:val="24"/>
-        </w:rPr>
-      </w:pPr>
-      <w:r>
-        <w:rPr>
-          <w:rFonts w:ascii="Times New Roman" w:hAnsi="Times New Roman"/>
-          <w:sz w:val="24"/>
-        </w:rPr>
-        <w:t xml:space="preserve">Господи, помилуй </w:t>
-      </w:r>
-      <w:r>
-        <w:rPr>
-          <w:rFonts w:ascii="Times New Roman" w:hAnsi="Times New Roman"/>
-          <w:i/>
-          <w:color w:val="FF0000"/>
-          <w:sz w:val="24"/>
-        </w:rPr>
-        <w:t>(40 р.)</w:t>
-      </w:r>
-      <w:r>
-        <w:rPr>
-          <w:rFonts w:ascii="Times New Roman" w:hAnsi="Times New Roman"/>
-          <w:sz w:val="24"/>
-        </w:rPr>
-        <w:t>.</w:t>
-      </w:r>
-    </w:p>
-    <w:p>
-      <w:pPr>
-        <w:rPr>
-          <w:rFonts w:ascii="Times New Roman" w:hAnsi="Times New Roman"/>
-          <w:sz w:val="24"/>
-        </w:rPr>
-      </w:pPr>
-      <w:r>
-        <w:rPr>
-          <w:rFonts w:ascii="Times New Roman" w:hAnsi="Times New Roman"/>
-          <w:sz w:val="24"/>
-        </w:rPr>
-        <w:t>Ти, що повсякчас і кожної години на небі й на землі приймаєш поклін і славу, Боже добрий, довготерпеливий й многомилостивий, що праведних любиш, і грішних милуєш, і всіх кличеш до спасіння, заради обіцянки майбутніх благ! Прийми, Господи, в цю хвилину й наші молитви і спрямуй життя наше до твоїх заповідей. Душі наші освяти, тіла очисти, думки наші направ, розум очисти й протверези, і визволь нас від усякої скорботи, лиха й слабування. Захисти нас святими ангелами твоїми, щоб ми, їх охороною збережені й напоумлені, осягнули єдність віри та зрозуміння неприступної твоєї слави, бо ти благословенний на віки вічні. Амінь.</w:t>
-      </w:r>
-    </w:p>
-    <w:p>
-      <w:pPr>
-        <w:rPr>
-          <w:rFonts w:ascii="Times New Roman" w:hAnsi="Times New Roman"/>
-          <w:sz w:val="24"/>
-        </w:rPr>
-      </w:pPr>
-      <w:r>
-        <w:rPr>
-          <w:rFonts w:ascii="Times New Roman" w:hAnsi="Times New Roman"/>
-          <w:sz w:val="24"/>
-        </w:rPr>
-        <w:t xml:space="preserve">Господи, помилуй </w:t>
-      </w:r>
-      <w:r>
-        <w:rPr>
-          <w:rFonts w:ascii="Times New Roman" w:hAnsi="Times New Roman"/>
-          <w:i/>
-          <w:color w:val="FF0000"/>
-          <w:sz w:val="24"/>
-        </w:rPr>
-        <w:t>(3 р.)</w:t>
-      </w:r>
-      <w:r>
-        <w:rPr>
-          <w:rFonts w:ascii="Times New Roman" w:hAnsi="Times New Roman"/>
-          <w:sz w:val="24"/>
-        </w:rPr>
-        <w:t>.</w:t>
       </w:r>
     </w:p>
     <w:p>
@@ -4415,6 +4334,220 @@
     </w:p>
     <w:p>
       <w:pPr>
+        <w:spacing w:after="120"/>
+      </w:pPr>
+      <w:r>
+        <w:rPr>
+          <w:rFonts w:ascii="Times New Roman" w:hAnsi="Times New Roman"/>
+          <w:color w:val="303030"/>
+          <w:sz w:val="24"/>
+        </w:rPr>
+        <w:t xml:space="preserve">Го́споди і Влади́ко життя́ мого́! Духа ліни́вства, недбайли́вости, властолю́б'я і пустомо́вства віджени́ від ме́не. Ду́ха чистоти́, поко́ри, терпели́вости й любо́ви дару́й мені, </w:t>
+      </w:r>
+      <w:r>
+        <w:rPr>
+          <w:rFonts w:ascii="Times New Roman" w:hAnsi="Times New Roman"/>
+          <w:color w:val="303030"/>
+          <w:sz w:val="24"/>
+        </w:rPr>
+        <w:t xml:space="preserve">слузі́ Твоє́му. Так, Го́споди, Ца́рю! Дай мені́ ба́чити гріхи́ мої́ і не осу́джувати бра́та мого́, бо Ти благослове́нний на ві́ки вікі́в. Амі́нь. </w:t>
+      </w:r>
+      <w:r>
+        <w:rPr>
+          <w:rFonts w:ascii="Times New Roman" w:hAnsi="Times New Roman"/>
+          <w:i/>
+          <w:color w:val="FF3333"/>
+          <w:sz w:val="24"/>
+        </w:rPr>
+        <w:t>(Доземний поклін)</w:t>
+      </w:r>
+    </w:p>
+    <w:p>
+      <w:pPr>
+        <w:jc w:val="center"/>
+        <w:rPr>
+          <w:rFonts w:ascii="Times New Roman" w:hAnsi="Times New Roman"/>
+          <w:sz w:val="24"/>
+          <w:lang w:val="en-US"/>
+        </w:rPr>
+      </w:pPr>
+      <w:r>
+        <w:rPr>
+          <w:rFonts w:ascii="Times New Roman" w:hAnsi="Times New Roman"/>
+          <w:i/>
+          <w:color w:val="FF0000"/>
+          <w:sz w:val="24"/>
+        </w:rPr>
+        <w:t>*****</w:t>
+      </w:r>
+    </w:p>
+    <w:p>
+      <w:pPr>
+        <w:spacing w:after="120"/>
+        <w:jc w:val="both"/>
+      </w:pPr>
+      <w:r>
+        <w:rPr>
+          <w:rFonts w:ascii="Times New Roman" w:hAnsi="Times New Roman"/>
+          <w:sz w:val="24"/>
+        </w:rPr>
+        <w:t xml:space="preserve">Святий Боже, святий Кріпкий, святий Безсмертний, помилуй нас. </w:t>
+      </w:r>
+      <w:r>
+        <w:rPr>
+          <w:rFonts w:ascii="Times New Roman" w:hAnsi="Times New Roman"/>
+          <w:i/>
+          <w:color w:val="FF0000"/>
+          <w:sz w:val="24"/>
+        </w:rPr>
+        <w:t>(3 р.)</w:t>
+      </w:r>
+    </w:p>
+    <w:p>
+      <w:pPr>
+        <w:rPr>
+          <w:rFonts w:ascii="Times New Roman" w:hAnsi="Times New Roman"/>
+          <w:sz w:val="24"/>
+        </w:rPr>
+      </w:pPr>
+      <w:r>
+        <w:rPr>
+          <w:rFonts w:ascii="Times New Roman" w:hAnsi="Times New Roman"/>
+          <w:sz w:val="24"/>
+        </w:rPr>
+        <w:t>Слава Отцю, і Сину, і Святому Духові,* і нині і повсякчас, і на віки вічні. Амінь.</w:t>
+      </w:r>
+    </w:p>
+    <w:p>
+      <w:pPr>
+        <w:rPr>
+          <w:rFonts w:ascii="Times New Roman" w:hAnsi="Times New Roman"/>
+          <w:sz w:val="24"/>
+        </w:rPr>
+      </w:pPr>
+      <w:r>
+        <w:rPr>
+          <w:rFonts w:ascii="Times New Roman" w:hAnsi="Times New Roman"/>
+          <w:sz w:val="24"/>
+        </w:rPr>
+        <w:t>Пресвята Тройце, помилуй нас;* Господи, очисти гріхи наші;* Владико, прости беззаконня наші;* Святий, завітай і зціли немочі наші імени твого ради.</w:t>
+      </w:r>
+    </w:p>
+    <w:p>
+      <w:pPr>
+        <w:spacing w:after="120"/>
+        <w:jc w:val="both"/>
+      </w:pPr>
+      <w:r>
+        <w:rPr>
+          <w:rFonts w:ascii="Times New Roman" w:hAnsi="Times New Roman"/>
+          <w:sz w:val="24"/>
+        </w:rPr>
+        <w:t xml:space="preserve">Господи, помилуй. </w:t>
+      </w:r>
+      <w:r>
+        <w:rPr>
+          <w:rFonts w:ascii="Times New Roman" w:hAnsi="Times New Roman"/>
+          <w:i/>
+          <w:color w:val="FF0000"/>
+          <w:sz w:val="24"/>
+        </w:rPr>
+        <w:t>(3 р.)</w:t>
+      </w:r>
+    </w:p>
+    <w:p>
+      <w:pPr>
+        <w:rPr>
+          <w:rFonts w:ascii="Times New Roman" w:hAnsi="Times New Roman"/>
+          <w:sz w:val="24"/>
+        </w:rPr>
+      </w:pPr>
+      <w:r>
+        <w:rPr>
+          <w:rFonts w:ascii="Times New Roman" w:hAnsi="Times New Roman"/>
+          <w:sz w:val="24"/>
+        </w:rPr>
+        <w:t>Слава Отцю, і Сину, і Святому Духові,* і нині і повсякчас, і на віки вічні. Амінь.</w:t>
+      </w:r>
+    </w:p>
+    <w:p>
+      <w:pPr>
+        <w:rPr>
+          <w:rFonts w:ascii="Times New Roman" w:hAnsi="Times New Roman"/>
+          <w:sz w:val="24"/>
+        </w:rPr>
+      </w:pPr>
+      <w:r>
+        <w:rPr>
+          <w:rFonts w:ascii="Times New Roman" w:hAnsi="Times New Roman"/>
+          <w:sz w:val="24"/>
+        </w:rPr>
+        <w:t>Отче наш, що єси на небесах,* нехай святиться ім’я твоє,* нехай прийде царство твоє,* нехай буде воля твоя, як на небі, так і на землі.* Хліб наш насущний дай нам сьогодні,* і прости нам провини наші,* як і ми прощаємо винуватцям нашим,* і не введи нас у спокусу,* але визволи нас від лукавого.</w:t>
+      </w:r>
+    </w:p>
+    <w:p>
+      <w:pPr>
+        <w:rPr>
+          <w:rFonts w:ascii="Times New Roman" w:hAnsi="Times New Roman"/>
+          <w:sz w:val="24"/>
+        </w:rPr>
+      </w:pPr>
+      <w:r>
+        <w:rPr>
+          <w:rFonts w:ascii="Times New Roman" w:hAnsi="Times New Roman"/>
+          <w:i/>
+          <w:color w:val="FF0000"/>
+          <w:sz w:val="24"/>
+        </w:rPr>
+        <w:t xml:space="preserve">Священик: </w:t>
+      </w:r>
+      <w:r>
+        <w:rPr>
+          <w:rFonts w:ascii="Times New Roman" w:hAnsi="Times New Roman"/>
+          <w:sz w:val="24"/>
+        </w:rPr>
+        <w:t>Бо твоє є царство, і сила, і слава, Отця, і Сина, і Святого Духа, нині і повсякчас, і на віки вічні.</w:t>
+      </w:r>
+    </w:p>
+    <w:p>
+      <w:pPr>
+        <w:rPr>
+          <w:rFonts w:ascii="Times New Roman" w:hAnsi="Times New Roman"/>
+          <w:sz w:val="24"/>
+        </w:rPr>
+      </w:pPr>
+      <w:r>
+        <w:rPr>
+          <w:rFonts w:ascii="Times New Roman" w:hAnsi="Times New Roman"/>
+          <w:i/>
+          <w:color w:val="FF0000"/>
+          <w:sz w:val="24"/>
+        </w:rPr>
+        <w:t xml:space="preserve">Вірні: </w:t>
+      </w:r>
+      <w:r>
+        <w:rPr>
+          <w:rFonts w:ascii="Times New Roman" w:hAnsi="Times New Roman"/>
+          <w:sz w:val="24"/>
+        </w:rPr>
+        <w:t>Амінь.</w:t>
+      </w:r>
+    </w:p>
+    <w:p>
+      <w:pPr>
+        <w:rPr>
+          <w:rFonts w:ascii="Times New Roman" w:hAnsi="Times New Roman"/>
+          <w:sz w:val="24"/>
+        </w:rPr>
+      </w:pPr>
+      <w:r>
+        <w:rPr>
+          <w:rFonts w:ascii="Times New Roman" w:hAnsi="Times New Roman"/>
+          <w:sz w:val="24"/>
+        </w:rPr>
+        <w:t xml:space="preserve">Господи, помилуй. </w:t>
+      </w:r>
+      <w:r>
         <w:rPr>
           <w:rFonts w:ascii="Times New Roman" w:hAnsi="Times New Roman"/>
           <w:i/>
@@ -4422,16 +4555,14 @@
           <w:color w:val="FF0000"/>
           <w:sz w:val="24"/>
         </w:rPr>
-      </w:pPr>
-      <w:r>
-        <w:rPr>
-          <w:rFonts w:ascii="Times New Roman" w:hAnsi="Times New Roman"/>
-          <w:i/>
-          <w:iCs/>
-          <w:color w:val="FF0000"/>
-          <w:sz w:val="24"/>
-        </w:rPr>
-        <w:t>І знову: молитва св. Єфрема і доземний поклін.</w:t>
+        <w:t>(12 р.)</w:t>
+      </w:r>
+      <w:r>
+        <w:rPr>
+          <w:rFonts w:ascii="Times New Roman" w:hAnsi="Times New Roman"/>
+          <w:sz w:val="24"/>
+        </w:rPr>
+        <w:t xml:space="preserve"> </w:t>
       </w:r>
     </w:p>
     <w:p>
@@ -4439,348 +4570,133 @@
         <w:jc w:val="center"/>
         <w:rPr>
           <w:rFonts w:ascii="Times New Roman" w:hAnsi="Times New Roman"/>
-          <w:sz w:val="24"/>
-          <w:lang w:val="en-US"/>
-        </w:rPr>
-      </w:pPr>
-      <w:r>
-        <w:rPr>
-          <w:rFonts w:ascii="Times New Roman" w:hAnsi="Times New Roman"/>
-          <w:i/>
-          <w:color w:val="FF0000"/>
-          <w:sz w:val="24"/>
-        </w:rPr>
-        <w:t>*****</w:t>
-      </w:r>
-    </w:p>
-    <w:p>
-      <w:pPr>
-        <w:rPr>
-          <w:rFonts w:ascii="Times New Roman" w:hAnsi="Times New Roman"/>
-          <w:sz w:val="24"/>
-        </w:rPr>
-      </w:pPr>
-      <w:r>
-        <w:rPr>
-          <w:rFonts w:ascii="Times New Roman" w:hAnsi="Times New Roman"/>
-          <w:sz w:val="24"/>
-        </w:rPr>
-        <w:t xml:space="preserve">Святий Боже, святий Кріпкий, святий Безсмертний, помилуй нас </w:t>
-      </w:r>
-      <w:r>
-        <w:rPr>
-          <w:rFonts w:ascii="Times New Roman" w:hAnsi="Times New Roman"/>
-          <w:i/>
-          <w:color w:val="FF0000"/>
-          <w:sz w:val="24"/>
-        </w:rPr>
-        <w:t>(3 р.)</w:t>
-      </w:r>
-      <w:r>
-        <w:rPr>
-          <w:rFonts w:ascii="Times New Roman" w:hAnsi="Times New Roman"/>
-          <w:sz w:val="24"/>
-        </w:rPr>
-        <w:t>.</w:t>
-      </w:r>
-    </w:p>
-    <w:p>
-      <w:pPr>
-        <w:rPr>
-          <w:rFonts w:ascii="Times New Roman" w:hAnsi="Times New Roman"/>
-          <w:sz w:val="24"/>
-        </w:rPr>
-      </w:pPr>
-      <w:r>
-        <w:rPr>
-          <w:rFonts w:ascii="Times New Roman" w:hAnsi="Times New Roman"/>
-          <w:sz w:val="24"/>
-        </w:rPr>
-        <w:t>Слава Отцю, і Сину, і Святому Духові,* і нині і повсякчас, і на віки вічні. Амінь.</w:t>
-      </w:r>
-    </w:p>
-    <w:p>
-      <w:pPr>
-        <w:rPr>
-          <w:rFonts w:ascii="Times New Roman" w:hAnsi="Times New Roman"/>
-          <w:sz w:val="24"/>
-        </w:rPr>
-      </w:pPr>
-      <w:r>
-        <w:rPr>
-          <w:rFonts w:ascii="Times New Roman" w:hAnsi="Times New Roman"/>
-          <w:sz w:val="24"/>
-        </w:rPr>
-        <w:t>Пресвята Тройце, помилуй нас;* Господи, очисти гріхи наші;* Владико, прости беззаконня наші;* Святий, завітай і зціли немочі наші імени твого ради.</w:t>
-      </w:r>
-    </w:p>
-    <w:p>
-      <w:pPr>
-        <w:rPr>
-          <w:rFonts w:ascii="Times New Roman" w:hAnsi="Times New Roman"/>
-          <w:sz w:val="24"/>
-        </w:rPr>
-      </w:pPr>
-      <w:r>
-        <w:rPr>
-          <w:rFonts w:ascii="Times New Roman" w:hAnsi="Times New Roman"/>
-          <w:sz w:val="24"/>
-        </w:rPr>
-        <w:t xml:space="preserve">Господи, помилуй </w:t>
-      </w:r>
-      <w:r>
-        <w:rPr>
-          <w:rFonts w:ascii="Times New Roman" w:hAnsi="Times New Roman"/>
-          <w:i/>
-          <w:color w:val="FF0000"/>
-          <w:sz w:val="24"/>
-        </w:rPr>
-        <w:t>(3 р.)</w:t>
-      </w:r>
-      <w:r>
-        <w:rPr>
-          <w:rFonts w:ascii="Times New Roman" w:hAnsi="Times New Roman"/>
-          <w:sz w:val="24"/>
-        </w:rPr>
-        <w:t>.</w:t>
-      </w:r>
-    </w:p>
-    <w:p>
-      <w:pPr>
-        <w:rPr>
-          <w:rFonts w:ascii="Times New Roman" w:hAnsi="Times New Roman"/>
-          <w:sz w:val="24"/>
-        </w:rPr>
-      </w:pPr>
-      <w:r>
-        <w:rPr>
-          <w:rFonts w:ascii="Times New Roman" w:hAnsi="Times New Roman"/>
-          <w:sz w:val="24"/>
-        </w:rPr>
-        <w:t>Слава Отцю, і Сину, і Святому Духові,* і нині і повсякчас, і на віки вічні. Амінь.</w:t>
-      </w:r>
-    </w:p>
-    <w:p>
-      <w:pPr>
-        <w:rPr>
-          <w:rFonts w:ascii="Times New Roman" w:hAnsi="Times New Roman"/>
-          <w:sz w:val="24"/>
-        </w:rPr>
-      </w:pPr>
-      <w:r>
-        <w:rPr>
-          <w:rFonts w:ascii="Times New Roman" w:hAnsi="Times New Roman"/>
-          <w:sz w:val="24"/>
-        </w:rPr>
-        <w:t>Отче наш, що єси на небесах,* нехай святиться ім’я твоє,* нехай прийде царство твоє,* нехай буде воля твоя, як на небі, так і на землі.* Хліб наш насущний дай нам сьогодні,* і прости нам провини наші,* як і ми прощаємо винуватцям нашим,* і не введи нас у спокусу,* але визволи нас від лукавого.</w:t>
-      </w:r>
-    </w:p>
-    <w:p>
-      <w:pPr>
-        <w:rPr>
-          <w:rFonts w:ascii="Times New Roman" w:hAnsi="Times New Roman"/>
-          <w:sz w:val="24"/>
-        </w:rPr>
-      </w:pPr>
-      <w:r>
-        <w:rPr>
-          <w:rFonts w:ascii="Times New Roman" w:hAnsi="Times New Roman"/>
-          <w:i/>
-          <w:color w:val="FF0000"/>
-          <w:sz w:val="24"/>
-        </w:rPr>
-        <w:t xml:space="preserve">Священик: </w:t>
-      </w:r>
-      <w:r>
-        <w:rPr>
-          <w:rFonts w:ascii="Times New Roman" w:hAnsi="Times New Roman"/>
-          <w:sz w:val="24"/>
-        </w:rPr>
-        <w:t>Бо твоє є царство, і сила, і слава, Отця, і Сина, і Святого Духа, нині і повсякчас, і на віки вічні.</w:t>
-      </w:r>
-    </w:p>
-    <w:p>
-      <w:pPr>
-        <w:rPr>
-          <w:rFonts w:ascii="Times New Roman" w:hAnsi="Times New Roman"/>
-          <w:sz w:val="24"/>
-        </w:rPr>
-      </w:pPr>
-      <w:r>
-        <w:rPr>
-          <w:rFonts w:ascii="Times New Roman" w:hAnsi="Times New Roman"/>
-          <w:i/>
-          <w:color w:val="FF0000"/>
-          <w:sz w:val="24"/>
-        </w:rPr>
-        <w:t xml:space="preserve">Вірні: </w:t>
-      </w:r>
-      <w:r>
-        <w:rPr>
-          <w:rFonts w:ascii="Times New Roman" w:hAnsi="Times New Roman"/>
-          <w:sz w:val="24"/>
-        </w:rPr>
-        <w:t>Амінь.</w:t>
-      </w:r>
-    </w:p>
-    <w:p>
-      <w:pPr>
-        <w:rPr>
-          <w:rFonts w:ascii="Times New Roman" w:hAnsi="Times New Roman"/>
-          <w:sz w:val="24"/>
-        </w:rPr>
-      </w:pPr>
-      <w:r>
-        <w:rPr>
-          <w:rFonts w:ascii="Times New Roman" w:hAnsi="Times New Roman"/>
-          <w:sz w:val="24"/>
-        </w:rPr>
-        <w:t xml:space="preserve">Господи, помилуй. </w:t>
-      </w:r>
-      <w:r>
-        <w:rPr>
-          <w:rFonts w:ascii="Times New Roman" w:hAnsi="Times New Roman"/>
-          <w:i/>
-          <w:iCs/>
-          <w:color w:val="FF0000"/>
-          <w:sz w:val="24"/>
-        </w:rPr>
-        <w:t>(12 р.)</w:t>
-      </w:r>
-      <w:r>
-        <w:rPr>
-          <w:rFonts w:ascii="Times New Roman" w:hAnsi="Times New Roman"/>
+          <w:b/>
+          <w:i/>
+          <w:sz w:val="24"/>
+        </w:rPr>
+      </w:pPr>
+      <w:r>
+        <w:rPr>
+          <w:rFonts w:ascii="Times New Roman" w:hAnsi="Times New Roman"/>
+          <w:b/>
+          <w:i/>
+          <w:color w:val="FF0000"/>
+          <w:sz w:val="24"/>
+        </w:rPr>
+        <w:t>Молитва на Час 3-ій</w:t>
+      </w:r>
+    </w:p>
+    <w:p>
+      <w:pPr>
+        <w:rPr>
+          <w:rFonts w:ascii="Times New Roman" w:hAnsi="Times New Roman"/>
+          <w:sz w:val="24"/>
+        </w:rPr>
+      </w:pPr>
+      <w:r>
+        <w:rPr>
+          <w:rFonts w:ascii="Times New Roman" w:hAnsi="Times New Roman"/>
+          <w:sz w:val="24"/>
+        </w:rPr>
+        <w:t>Владико, Боже, Отче вседержителю, Господи Сину єдинородний, Ісусе Христе і Святий Душе – єдине Божество і єдина сило! Помилуй мене грішного і, якими задумами знаєш, спаси мене недостойного слугу твого, бо ти благословенний на віки вічні. Амінь.</w:t>
+      </w:r>
+    </w:p>
+    <w:p>
+      <w:pPr>
+        <w:rPr>
+          <w:rFonts w:ascii="Times New Roman" w:hAnsi="Times New Roman"/>
+          <w:sz w:val="24"/>
+        </w:rPr>
+      </w:pPr>
+      <w:r>
+        <w:rPr>
+          <w:rFonts w:ascii="Times New Roman" w:hAnsi="Times New Roman"/>
+          <w:i/>
+          <w:color w:val="FF0000"/>
+          <w:sz w:val="24"/>
+        </w:rPr>
+        <w:t xml:space="preserve">[У давніх часословах замість цієї молитви є інша: </w:t>
+      </w:r>
+      <w:r>
+        <w:rPr>
+          <w:rFonts w:ascii="Times New Roman" w:hAnsi="Times New Roman"/>
+          <w:sz w:val="24"/>
+        </w:rPr>
+        <w:t>Боже благодаті, ти змилосерджуєшся над нами кожного часу, утішенням Святого твого Духа. Благословимо тебе, бо Ти спас нас і в час цей, в який благодать Святого Духа на чистих апостолів Твоїх щедро зіслав єси. Прийми молитви всіх нас і спрямуй у час цей думки наші до духовного, щоб ми ходили в Дусі, а не в пожаданнях плоті, силою єдинородного Сина Твого, якому з Тобою належить слава і похвала, честь і прослава з Ним і з Святим Духом навіки віків.</w:t>
+      </w:r>
+      <w:r>
+        <w:rPr>
+          <w:rFonts w:ascii="Times New Roman" w:hAnsi="Times New Roman"/>
+          <w:i/>
+          <w:color w:val="FF0000"/>
+          <w:sz w:val="24"/>
+        </w:rPr>
+        <w:t>]</w:t>
+      </w:r>
+    </w:p>
+    <w:p>
+      <w:pPr>
+        <w:rPr>
+          <w:rFonts w:ascii="Times New Roman" w:hAnsi="Times New Roman"/>
+          <w:i/>
+          <w:color w:val="FF0000"/>
+          <w:sz w:val="24"/>
+        </w:rPr>
+      </w:pPr>
+      <w:r>
+        <w:rPr>
+          <w:rFonts w:ascii="Times New Roman" w:hAnsi="Times New Roman"/>
+          <w:i/>
+          <w:color w:val="FF0000"/>
+          <w:sz w:val="24"/>
+        </w:rPr>
+        <w:t xml:space="preserve">Якщо беремо наступний Час, починаємо від: </w:t>
+      </w:r>
+      <w:r>
+        <w:rPr>
+          <w:rFonts w:ascii="Times New Roman" w:hAnsi="Times New Roman"/>
+          <w:sz w:val="24"/>
+        </w:rPr>
+        <w:t>Прийдіте, поклонімся</w:t>
+      </w:r>
+      <w:r>
+        <w:rPr>
+          <w:rFonts w:ascii="Times New Roman" w:hAnsi="Times New Roman"/>
+          <w:i/>
+          <w:color w:val="FF0000"/>
+          <w:sz w:val="24"/>
+        </w:rPr>
+        <w:t xml:space="preserve">; якщо ні, закінчуємо так: </w:t>
+      </w:r>
+    </w:p>
+    <w:p>
+      <w:pPr>
+        <w:spacing w:after="120"/>
+        <w:jc w:val="both"/>
+      </w:pPr>
+      <w:r>
+        <w:rPr>
+          <w:rFonts w:ascii="Times New Roman" w:hAnsi="Times New Roman"/>
+          <w:i/>
+          <w:color w:val="FF0000"/>
+          <w:sz w:val="24"/>
+        </w:rPr>
+        <w:t>Священик:</w:t>
+      </w:r>
+      <w:r>
+        <w:rPr>
+          <w:rFonts w:ascii="Times New Roman" w:hAnsi="Times New Roman"/>
+          <w:color w:val="FF0000"/>
           <w:sz w:val="24"/>
         </w:rPr>
         <w:t xml:space="preserve"> </w:t>
       </w:r>
-    </w:p>
-    <w:p>
-      <w:pPr>
-        <w:jc w:val="center"/>
-        <w:rPr>
-          <w:rFonts w:ascii="Times New Roman" w:hAnsi="Times New Roman"/>
-          <w:b/>
-          <w:i/>
-          <w:sz w:val="24"/>
-        </w:rPr>
-      </w:pPr>
-      <w:r>
-        <w:rPr>
-          <w:rFonts w:ascii="Times New Roman" w:hAnsi="Times New Roman"/>
-          <w:b/>
-          <w:i/>
-          <w:color w:val="FF0000"/>
-          <w:sz w:val="24"/>
-        </w:rPr>
-        <w:t>Молитва на Час 3-ій</w:t>
-      </w:r>
-    </w:p>
-    <w:p>
-      <w:pPr>
-        <w:rPr>
-          <w:rFonts w:ascii="Times New Roman" w:hAnsi="Times New Roman"/>
-          <w:sz w:val="24"/>
-        </w:rPr>
-      </w:pPr>
-      <w:r>
-        <w:rPr>
-          <w:rFonts w:ascii="Times New Roman" w:hAnsi="Times New Roman"/>
-          <w:sz w:val="24"/>
-        </w:rPr>
-        <w:t>Владико, Боже, Отче вседержителю, Господи Сину єдинородний, Ісусе Христе і Святий Душе – єдине Божество і єдина сило! Помилуй мене грішного і, якими задумами знаєш, спаси мене недостойного слугу твого, бо ти благословенний на віки вічні. Амінь.</w:t>
-      </w:r>
-    </w:p>
-    <w:p>
-      <w:pPr>
-        <w:rPr>
-          <w:rFonts w:ascii="Times New Roman" w:hAnsi="Times New Roman"/>
-          <w:sz w:val="24"/>
-        </w:rPr>
-      </w:pPr>
-      <w:r>
-        <w:rPr>
-          <w:rFonts w:ascii="Times New Roman" w:hAnsi="Times New Roman"/>
-          <w:i/>
-          <w:color w:val="FF0000"/>
-          <w:sz w:val="24"/>
-        </w:rPr>
-        <w:t xml:space="preserve">[У давніх часословах замість цієї молитви є інша: </w:t>
-      </w:r>
-      <w:r>
-        <w:rPr>
-          <w:rFonts w:ascii="Times New Roman" w:hAnsi="Times New Roman"/>
-          <w:sz w:val="24"/>
-        </w:rPr>
-        <w:t>Боже благодаті, ти змилосерджуєшся над нами кожного часу, утішенням Святого твого Духа. Благословимо тебе, бо Ти спас нас і в час цей, в який благодать Святого Духа на чистих апостолів Твоїх щедро зіслав єси. Прийми молитви всіх нас і спрямуй у час цей думки наші до духовного, щоб ми ходили в Дусі, а не в пожаданнях плоті, силою єдинородного Сина Твого, якому з Тобою належить слава і похвала, честь і прослава з Ним і з Святим Духом навіки віків.</w:t>
-      </w:r>
-      <w:r>
-        <w:rPr>
-          <w:rFonts w:ascii="Times New Roman" w:hAnsi="Times New Roman"/>
-          <w:i/>
-          <w:color w:val="FF0000"/>
-          <w:sz w:val="24"/>
-        </w:rPr>
-        <w:t>]</w:t>
-      </w:r>
-    </w:p>
-    <w:p>
-      <w:pPr>
-        <w:rPr>
-          <w:rFonts w:ascii="Times New Roman" w:hAnsi="Times New Roman"/>
-          <w:i/>
-          <w:color w:val="FF0000"/>
-          <w:sz w:val="24"/>
-        </w:rPr>
-      </w:pPr>
-      <w:r>
-        <w:rPr>
-          <w:rFonts w:ascii="Times New Roman" w:hAnsi="Times New Roman"/>
-          <w:i/>
-          <w:color w:val="FF0000"/>
-          <w:sz w:val="24"/>
-        </w:rPr>
-        <w:t xml:space="preserve">Якщо беремо наступний Час, починаємо від: </w:t>
-      </w:r>
-      <w:r>
-        <w:rPr>
-          <w:rFonts w:ascii="Times New Roman" w:hAnsi="Times New Roman"/>
-          <w:sz w:val="24"/>
-        </w:rPr>
-        <w:t>Прийдіте, поклонімся</w:t>
-      </w:r>
-      <w:r>
-        <w:rPr>
-          <w:rFonts w:ascii="Times New Roman" w:hAnsi="Times New Roman"/>
-          <w:i/>
-          <w:color w:val="FF0000"/>
-          <w:sz w:val="24"/>
-        </w:rPr>
-        <w:t xml:space="preserve">; якщо ні, закінчуємо так: </w:t>
-      </w:r>
-    </w:p>
-    <w:p>
-      <w:pPr>
-        <w:rPr>
-          <w:rFonts w:ascii="Times New Roman" w:hAnsi="Times New Roman"/>
-          <w:sz w:val="24"/>
-        </w:rPr>
-      </w:pPr>
-      <w:r>
-        <w:rPr>
-          <w:rFonts w:ascii="Times New Roman" w:hAnsi="Times New Roman"/>
-          <w:i/>
-          <w:color w:val="FF0000"/>
-          <w:sz w:val="24"/>
-        </w:rPr>
-        <w:t xml:space="preserve">Священик: </w:t>
-      </w:r>
-      <w:r>
-        <w:rPr>
-          <w:rFonts w:ascii="Times New Roman" w:hAnsi="Times New Roman"/>
-          <w:sz w:val="24"/>
-        </w:rPr>
-        <w:t>Слава тобі, Христе Боже, надіє наша, слава тобі!</w:t>
+      <w:r>
+        <w:rPr>
+          <w:rFonts w:ascii="Times New Roman" w:hAnsi="Times New Roman"/>
+          <w:sz w:val="24"/>
+        </w:rPr>
+        <w:t>Слава тобі, Христе Боже, уповання наше, слава тобі!</w:t>
       </w:r>
     </w:p>
     <w:p>
@@ -4946,6 +4862,187 @@
     </w:p>
     <w:p>
       <w:pPr>
+        <w:spacing w:after="120"/>
+      </w:pPr>
+      <w:r>
+        <w:rPr>
+          <w:rFonts w:ascii="Times New Roman" w:hAnsi="Times New Roman"/>
+          <w:i/>
+          <w:color w:val="FF0000"/>
+          <w:sz w:val="24"/>
+        </w:rPr>
+        <w:t>Вірні:</w:t>
+      </w:r>
+      <w:r>
+        <w:rPr>
+          <w:rFonts w:ascii="Times New Roman" w:hAnsi="Times New Roman"/>
+          <w:color w:val="FF0000"/>
+          <w:sz w:val="24"/>
+        </w:rPr>
+        <w:t xml:space="preserve"> </w:t>
+      </w:r>
+      <w:r>
+        <w:rPr>
+          <w:rFonts w:ascii="Times New Roman" w:hAnsi="Times New Roman"/>
+          <w:sz w:val="24"/>
+        </w:rPr>
+        <w:t>Амі́нь.</w:t>
+      </w:r>
+    </w:p>
+    <w:p>
+      <w:pPr>
+        <w:spacing w:after="120"/>
+      </w:pPr>
+      <w:r>
+        <w:rPr>
+          <w:rFonts w:ascii="Times New Roman" w:hAnsi="Times New Roman"/>
+          <w:sz w:val="24"/>
+        </w:rPr>
+        <w:t>Сла́ва Тобі́, Бо́же наш, сла́ва Тобі́.</w:t>
+      </w:r>
+    </w:p>
+    <w:p>
+      <w:pPr>
+        <w:spacing w:after="120"/>
+      </w:pPr>
+      <w:r>
+        <w:rPr>
+          <w:rFonts w:ascii="Times New Roman" w:hAnsi="Times New Roman"/>
+          <w:sz w:val="24"/>
+        </w:rPr>
+        <w:t>Ца́рю небе́сний, утіши́телю, Ду́ше íстини,* що всю́ди єси́ і все наповня́єш,* скарбни́це благ і життя́ пода́телю,* прийди́, і всели́ся в нас,* і очи́сти нас від уся́кої скве́рни,* і спаси́, благи́й, ду́ші на́ші.</w:t>
+      </w:r>
+    </w:p>
+    <w:p>
+      <w:pPr>
+        <w:spacing w:after="120"/>
+        <w:jc w:val="both"/>
+      </w:pPr>
+      <w:r>
+        <w:rPr>
+          <w:rFonts w:ascii="Times New Roman" w:hAnsi="Times New Roman"/>
+          <w:sz w:val="24"/>
+        </w:rPr>
+        <w:t xml:space="preserve">Святий Боже, святий Кріпкий, святий Безсмертний, помилуй нас. </w:t>
+      </w:r>
+      <w:r>
+        <w:rPr>
+          <w:rFonts w:ascii="Times New Roman" w:hAnsi="Times New Roman"/>
+          <w:i/>
+          <w:color w:val="FF0000"/>
+          <w:sz w:val="24"/>
+        </w:rPr>
+        <w:t>(3 р.)</w:t>
+      </w:r>
+    </w:p>
+    <w:p>
+      <w:pPr>
+        <w:rPr>
+          <w:rFonts w:ascii="Times New Roman" w:hAnsi="Times New Roman"/>
+          <w:sz w:val="24"/>
+        </w:rPr>
+      </w:pPr>
+      <w:r>
+        <w:rPr>
+          <w:rFonts w:ascii="Times New Roman" w:hAnsi="Times New Roman"/>
+          <w:sz w:val="24"/>
+        </w:rPr>
+        <w:t>Слава Отцю, і Сину, і Святому Духові,* і нині і повсякчас, і на віки вічні. Амінь.</w:t>
+      </w:r>
+    </w:p>
+    <w:p>
+      <w:pPr>
+        <w:rPr>
+          <w:rFonts w:ascii="Times New Roman" w:hAnsi="Times New Roman"/>
+          <w:sz w:val="24"/>
+        </w:rPr>
+      </w:pPr>
+      <w:r>
+        <w:rPr>
+          <w:rFonts w:ascii="Times New Roman" w:hAnsi="Times New Roman"/>
+          <w:sz w:val="24"/>
+        </w:rPr>
+        <w:t>Пресвята Тройце, помилуй нас;* Господи, очисти гріхи наші;* Владико, прости беззаконня наші;* Святий, завітай і зціли немочі наші імени твого ради.</w:t>
+      </w:r>
+    </w:p>
+    <w:p>
+      <w:pPr>
+        <w:spacing w:after="120"/>
+        <w:jc w:val="both"/>
+      </w:pPr>
+      <w:r>
+        <w:rPr>
+          <w:rFonts w:ascii="Times New Roman" w:hAnsi="Times New Roman"/>
+          <w:sz w:val="24"/>
+        </w:rPr>
+        <w:t xml:space="preserve">Господи, помилуй. </w:t>
+      </w:r>
+      <w:r>
+        <w:rPr>
+          <w:rFonts w:ascii="Times New Roman" w:hAnsi="Times New Roman"/>
+          <w:i/>
+          <w:color w:val="FF0000"/>
+          <w:sz w:val="24"/>
+        </w:rPr>
+        <w:t>(3 р.)</w:t>
+      </w:r>
+    </w:p>
+    <w:p>
+      <w:pPr>
+        <w:rPr>
+          <w:rFonts w:ascii="Times New Roman" w:hAnsi="Times New Roman"/>
+          <w:sz w:val="24"/>
+        </w:rPr>
+      </w:pPr>
+      <w:r>
+        <w:rPr>
+          <w:rFonts w:ascii="Times New Roman" w:hAnsi="Times New Roman"/>
+          <w:sz w:val="24"/>
+        </w:rPr>
+        <w:t>Слава Отцю, і Сину, і Святому Духові,* і нині, і повсякчас, і на віки вічні. Амінь.</w:t>
+      </w:r>
+    </w:p>
+    <w:p>
+      <w:pPr>
+        <w:rPr>
+          <w:rFonts w:ascii="Times New Roman" w:hAnsi="Times New Roman"/>
+          <w:sz w:val="24"/>
+        </w:rPr>
+      </w:pPr>
+      <w:r>
+        <w:rPr>
+          <w:rFonts w:ascii="Times New Roman" w:hAnsi="Times New Roman"/>
+          <w:sz w:val="24"/>
+        </w:rPr>
+        <w:t>Отче наш, що єси на небесах,* нехай святиться ім’я твоє,* нехай прийде царство твоє,* нехай буде воля твоя, як на небі, так і на землі.* Хліб наш насущний дай нам сьогодні,* і прости нам провини наші,* як і ми прощаємо винуватцям нашим,* і не введи нас у спокусу,* але визволи нас від лукавого.</w:t>
+      </w:r>
+    </w:p>
+    <w:p>
+      <w:pPr>
+        <w:rPr>
+          <w:rFonts w:ascii="Times New Roman" w:hAnsi="Times New Roman"/>
+          <w:sz w:val="24"/>
+        </w:rPr>
+      </w:pPr>
+      <w:r>
+        <w:rPr>
+          <w:rFonts w:ascii="Times New Roman" w:hAnsi="Times New Roman"/>
+          <w:i/>
+          <w:color w:val="FF0000"/>
+          <w:sz w:val="24"/>
+        </w:rPr>
+        <w:t xml:space="preserve">Священик: </w:t>
+      </w:r>
+      <w:r>
+        <w:rPr>
+          <w:rFonts w:ascii="Times New Roman" w:hAnsi="Times New Roman"/>
+          <w:sz w:val="24"/>
+        </w:rPr>
+        <w:t>Бо твоє є царство, і сила, і слава, Отця, і Сина, і Святого Духа, нині і повсякчас, і на віки вічні.</w:t>
+      </w:r>
+    </w:p>
+    <w:p>
+      <w:pPr>
         <w:rPr>
           <w:rFonts w:ascii="Times New Roman" w:hAnsi="Times New Roman"/>
           <w:sz w:val="24"/>
@@ -4965,46 +5062,31 @@
           <w:rFonts w:ascii="Times New Roman" w:hAnsi="Times New Roman"/>
           <w:sz w:val="24"/>
         </w:rPr>
-        <w:t>Амінь. Слава тобі, Боже наш, слава тобі.</w:t>
-      </w:r>
-    </w:p>
-    <w:p>
-      <w:pPr>
-        <w:rPr>
-          <w:rFonts w:ascii="Times New Roman" w:hAnsi="Times New Roman"/>
-          <w:sz w:val="24"/>
-        </w:rPr>
-      </w:pPr>
-      <w:r>
-        <w:rPr>
-          <w:rFonts w:ascii="Times New Roman" w:hAnsi="Times New Roman"/>
-          <w:sz w:val="24"/>
-        </w:rPr>
-        <w:t>Царю небесний, утішителю, Душе істини,* що всюди єси і все наповняєш,* скарбе дібр і життя подателю,* прийди і вселися в нас,* і очисти нас від усякої скверни,* і спаси, Благий, душі наші.</w:t>
-      </w:r>
-    </w:p>
-    <w:p>
-      <w:pPr>
-        <w:rPr>
-          <w:rFonts w:ascii="Times New Roman" w:hAnsi="Times New Roman"/>
-          <w:sz w:val="24"/>
-        </w:rPr>
-      </w:pPr>
-      <w:r>
-        <w:rPr>
-          <w:rFonts w:ascii="Times New Roman" w:hAnsi="Times New Roman"/>
-          <w:sz w:val="24"/>
-        </w:rPr>
-        <w:t xml:space="preserve">Святий Боже, святий Кріпкий, святий Безсмертний, помилуй нас </w:t>
-      </w:r>
-      <w:r>
-        <w:rPr>
-          <w:rFonts w:ascii="Times New Roman" w:hAnsi="Times New Roman"/>
-          <w:i/>
-          <w:color w:val="FF0000"/>
-          <w:sz w:val="24"/>
-        </w:rPr>
-        <w:t>(3 р.)</w:t>
+        <w:t>Амінь.</w:t>
+      </w:r>
+    </w:p>
+    <w:p>
+      <w:pPr>
+        <w:rPr>
+          <w:rFonts w:ascii="Times New Roman" w:hAnsi="Times New Roman"/>
+          <w:sz w:val="24"/>
+        </w:rPr>
+      </w:pPr>
+      <w:r>
+        <w:rPr>
+          <w:rFonts w:ascii="Times New Roman" w:hAnsi="Times New Roman"/>
+          <w:sz w:val="24"/>
+        </w:rPr>
+        <w:t xml:space="preserve">Господи, помилуй </w:t>
+      </w:r>
+      <w:r>
+        <w:rPr>
+          <w:rFonts w:ascii="Times New Roman" w:hAnsi="Times New Roman"/>
+          <w:i/>
+          <w:color w:val="FF0000"/>
+          <w:sz w:val="24"/>
+        </w:rPr>
+        <w:t>(12 р.)</w:t>
       </w:r>
       <w:r>
         <w:rPr>
@@ -5026,223 +5108,46 @@
           <w:rFonts w:ascii="Times New Roman" w:hAnsi="Times New Roman"/>
           <w:sz w:val="24"/>
         </w:rPr>
-        <w:t>Слава Отцю, і Сину, і Святому Духові,* і нині і повсякчас, і на віки вічні. Амінь.</w:t>
-      </w:r>
-    </w:p>
-    <w:p>
-      <w:pPr>
-        <w:rPr>
-          <w:rFonts w:ascii="Times New Roman" w:hAnsi="Times New Roman"/>
-          <w:sz w:val="24"/>
-        </w:rPr>
-      </w:pPr>
-      <w:r>
-        <w:rPr>
-          <w:rFonts w:ascii="Times New Roman" w:hAnsi="Times New Roman"/>
-          <w:sz w:val="24"/>
-        </w:rPr>
-        <w:t>Пресвята Тройце, помилуй нас;* Господи, очисти гріхи наші;* Владико, прости беззаконня наші;* Святий, завітай і зціли немочі наші імени твого ради.</w:t>
-      </w:r>
-    </w:p>
-    <w:p>
-      <w:pPr>
-        <w:rPr>
-          <w:rFonts w:ascii="Times New Roman" w:hAnsi="Times New Roman"/>
-          <w:sz w:val="24"/>
-        </w:rPr>
-      </w:pPr>
-      <w:r>
-        <w:rPr>
-          <w:rFonts w:ascii="Times New Roman" w:hAnsi="Times New Roman"/>
-          <w:sz w:val="24"/>
-        </w:rPr>
-        <w:t xml:space="preserve">Господи, помилуй </w:t>
-      </w:r>
-      <w:r>
-        <w:rPr>
-          <w:rFonts w:ascii="Times New Roman" w:hAnsi="Times New Roman"/>
-          <w:i/>
-          <w:color w:val="FF0000"/>
-          <w:sz w:val="24"/>
-        </w:rPr>
-        <w:t>(3 р.)</w:t>
-      </w:r>
-      <w:r>
-        <w:rPr>
-          <w:rFonts w:ascii="Times New Roman" w:hAnsi="Times New Roman"/>
-          <w:sz w:val="24"/>
-        </w:rPr>
-        <w:t>.</w:t>
-      </w:r>
-    </w:p>
-    <w:p>
-      <w:pPr>
-        <w:rPr>
-          <w:rFonts w:ascii="Times New Roman" w:hAnsi="Times New Roman"/>
-          <w:sz w:val="24"/>
-        </w:rPr>
-      </w:pPr>
-      <w:r>
-        <w:rPr>
-          <w:rFonts w:ascii="Times New Roman" w:hAnsi="Times New Roman"/>
-          <w:sz w:val="24"/>
-        </w:rPr>
         <w:t>Слава Отцю, і Сину, і Святому Духові,* і нині, і повсякчас, і на віки вічні. Амінь.</w:t>
       </w:r>
     </w:p>
     <w:p>
       <w:pPr>
-        <w:rPr>
-          <w:rFonts w:ascii="Times New Roman" w:hAnsi="Times New Roman"/>
-          <w:sz w:val="24"/>
-        </w:rPr>
-      </w:pPr>
-      <w:r>
-        <w:rPr>
-          <w:rFonts w:ascii="Times New Roman" w:hAnsi="Times New Roman"/>
-          <w:sz w:val="24"/>
-        </w:rPr>
-        <w:t>Отче наш, що єси на небесах,* нехай святиться ім’я твоє,* нехай прийде царство твоє,* нехай буде воля твоя, як на небі, так і на землі.* Хліб наш насущний дай нам сьогодні,* і прости нам провини наші,* як і ми прощаємо винуватцям нашим,* і не введи нас у спокусу,* але визволи нас від лукавого.</w:t>
-      </w:r>
-    </w:p>
-    <w:p>
-      <w:pPr>
-        <w:rPr>
-          <w:rFonts w:ascii="Times New Roman" w:hAnsi="Times New Roman"/>
-          <w:sz w:val="24"/>
-        </w:rPr>
-      </w:pPr>
-      <w:r>
-        <w:rPr>
-          <w:rFonts w:ascii="Times New Roman" w:hAnsi="Times New Roman"/>
-          <w:i/>
-          <w:color w:val="FF0000"/>
-          <w:sz w:val="24"/>
-        </w:rPr>
-        <w:t xml:space="preserve">Священик: </w:t>
-      </w:r>
-      <w:r>
-        <w:rPr>
-          <w:rFonts w:ascii="Times New Roman" w:hAnsi="Times New Roman"/>
-          <w:sz w:val="24"/>
-        </w:rPr>
-        <w:t>Бо твоє є царство, і сила, і слава, Отця, і Сина, і Святого Духа, нині і повсякчас, і на віки вічні.</w:t>
-      </w:r>
-    </w:p>
-    <w:p>
-      <w:pPr>
-        <w:rPr>
-          <w:rFonts w:ascii="Times New Roman" w:hAnsi="Times New Roman"/>
-          <w:sz w:val="24"/>
-        </w:rPr>
-      </w:pPr>
-      <w:r>
-        <w:rPr>
-          <w:rFonts w:ascii="Times New Roman" w:hAnsi="Times New Roman"/>
-          <w:i/>
-          <w:color w:val="FF0000"/>
-          <w:sz w:val="24"/>
-        </w:rPr>
-        <w:t xml:space="preserve">Вірні: </w:t>
-      </w:r>
-      <w:r>
-        <w:rPr>
-          <w:rFonts w:ascii="Times New Roman" w:hAnsi="Times New Roman"/>
-          <w:sz w:val="24"/>
-        </w:rPr>
-        <w:t>Амінь.</w:t>
-      </w:r>
-    </w:p>
-    <w:p>
-      <w:pPr>
-        <w:rPr>
-          <w:rFonts w:ascii="Times New Roman" w:hAnsi="Times New Roman"/>
-          <w:sz w:val="24"/>
-        </w:rPr>
-      </w:pPr>
-      <w:r>
-        <w:rPr>
-          <w:rFonts w:ascii="Times New Roman" w:hAnsi="Times New Roman"/>
-          <w:sz w:val="24"/>
-        </w:rPr>
-        <w:t xml:space="preserve">Господи, помилуй </w:t>
-      </w:r>
-      <w:r>
-        <w:rPr>
-          <w:rFonts w:ascii="Times New Roman" w:hAnsi="Times New Roman"/>
-          <w:i/>
-          <w:color w:val="FF0000"/>
-          <w:sz w:val="24"/>
-        </w:rPr>
-        <w:t>(12 р.)</w:t>
-      </w:r>
-      <w:r>
-        <w:rPr>
-          <w:rFonts w:ascii="Times New Roman" w:hAnsi="Times New Roman"/>
-          <w:sz w:val="24"/>
-        </w:rPr>
-        <w:t>.</w:t>
-      </w:r>
-    </w:p>
-    <w:p>
-      <w:pPr>
-        <w:rPr>
-          <w:rFonts w:ascii="Times New Roman" w:hAnsi="Times New Roman"/>
-          <w:sz w:val="24"/>
-        </w:rPr>
-      </w:pPr>
-      <w:r>
-        <w:rPr>
-          <w:rFonts w:ascii="Times New Roman" w:hAnsi="Times New Roman"/>
-          <w:sz w:val="24"/>
-        </w:rPr>
-        <w:t>Слава Отцю, і Сину, і Святому Духові,* і нині, і повсякчас, і на віки вічні. Амінь.</w:t>
-      </w:r>
-    </w:p>
-    <w:p>
-      <w:pPr>
-        <w:rPr>
-          <w:rFonts w:ascii="Times New Roman" w:hAnsi="Times New Roman"/>
-          <w:sz w:val="24"/>
-        </w:rPr>
-      </w:pPr>
-      <w:r>
-        <w:rPr>
-          <w:rFonts w:ascii="Times New Roman" w:hAnsi="Times New Roman"/>
-          <w:sz w:val="24"/>
-        </w:rPr>
-        <w:t>Прийдіте, поклонімся* Цареві нашому Богу.</w:t>
-      </w:r>
-    </w:p>
-    <w:p>
-      <w:pPr>
-        <w:rPr>
-          <w:rFonts w:ascii="Times New Roman" w:hAnsi="Times New Roman"/>
-          <w:sz w:val="24"/>
-        </w:rPr>
-      </w:pPr>
-      <w:r>
-        <w:rPr>
-          <w:rFonts w:ascii="Times New Roman" w:hAnsi="Times New Roman"/>
-          <w:sz w:val="24"/>
-        </w:rPr>
-        <w:t>Прийдіте, поклонімся* Христові, Цареві нашому Богу.</w:t>
-      </w:r>
-    </w:p>
-    <w:p>
-      <w:pPr>
-        <w:rPr>
-          <w:rFonts w:ascii="Times New Roman" w:hAnsi="Times New Roman"/>
-          <w:sz w:val="24"/>
-          <w:szCs w:val="32"/>
-        </w:rPr>
-      </w:pPr>
-      <w:r>
-        <w:rPr>
-          <w:rFonts w:ascii="Times New Roman" w:hAnsi="Times New Roman"/>
-          <w:sz w:val="24"/>
-        </w:rPr>
-        <w:t>Прийдіте, поклонімся і припадім* до самого Господа Ісуса Христа, Царя і Бога нашого.</w:t>
+        <w:spacing w:after="120"/>
+        <w:jc w:val="both"/>
+      </w:pPr>
+      <w:r>
+        <w:rPr>
+          <w:rFonts w:ascii="Times New Roman" w:hAnsi="Times New Roman"/>
+          <w:sz w:val="24"/>
+        </w:rPr>
+        <w:t>Прийді́те, поклоні́мся* царе́ві на́шому – Бо́гу.</w:t>
+      </w:r>
+    </w:p>
+    <w:p>
+      <w:pPr>
+        <w:spacing w:after="120"/>
+        <w:jc w:val="both"/>
+      </w:pPr>
+      <w:r>
+        <w:rPr>
+          <w:rFonts w:ascii="Times New Roman" w:hAnsi="Times New Roman"/>
+          <w:sz w:val="24"/>
+        </w:rPr>
+        <w:t>Прийді́те, поклоні́мся* Христо́ві, царе́ві на́шому – Бо́гу.</w:t>
+      </w:r>
+    </w:p>
+    <w:p>
+      <w:pPr>
+        <w:spacing w:after="120"/>
+        <w:jc w:val="both"/>
+      </w:pPr>
+      <w:r>
+        <w:rPr>
+          <w:rFonts w:ascii="Times New Roman" w:hAnsi="Times New Roman"/>
+          <w:sz w:val="24"/>
+        </w:rPr>
+        <w:t>Прийді́те, поклоні́мся і припаді́м* до само́го Го́спода Ісу́са Христа́ – царя́ і Бо́га на́шого.</w:t>
       </w:r>
     </w:p>
     <w:p>
@@ -6068,17 +5973,15 @@
     </w:p>
     <w:p>
       <w:pPr>
-        <w:rPr>
-          <w:rFonts w:ascii="Times New Roman" w:hAnsi="Times New Roman"/>
-          <w:sz w:val="24"/>
-        </w:rPr>
-      </w:pPr>
-      <w:r>
-        <w:rPr>
-          <w:rFonts w:ascii="Times New Roman" w:hAnsi="Times New Roman"/>
-          <w:sz w:val="24"/>
-        </w:rPr>
-        <w:t xml:space="preserve">Господи, помилуй </w:t>
+        <w:spacing w:after="120"/>
+        <w:jc w:val="both"/>
+      </w:pPr>
+      <w:r>
+        <w:rPr>
+          <w:rFonts w:ascii="Times New Roman" w:hAnsi="Times New Roman"/>
+          <w:sz w:val="24"/>
+        </w:rPr>
+        <w:t xml:space="preserve">Господи, помилуй. </w:t>
       </w:r>
       <w:r>
         <w:rPr>
@@ -6088,13 +5991,6 @@
           <w:sz w:val="24"/>
         </w:rPr>
         <w:t>(3 р.)</w:t>
-      </w:r>
-      <w:r>
-        <w:rPr>
-          <w:rFonts w:ascii="Times New Roman" w:hAnsi="Times New Roman"/>
-          <w:sz w:val="24"/>
-        </w:rPr>
-        <w:t>.</w:t>
       </w:r>
     </w:p>
     <w:p>
@@ -6640,7 +6536,7 @@
           <w:szCs w:val="22"/>
           <w:lang w:val="uk-UA"/>
         </w:rPr>
-        <w:t>: Премудрість.</w:t>
+        <w:t>: Премудрість.</w:t>
       </w:r>
     </w:p>
     <w:p>
@@ -6674,7 +6570,7 @@
           <w:szCs w:val="22"/>
           <w:lang w:val="uk-UA"/>
         </w:rPr>
-        <w:t>: З книги пророка Ісаї читання.</w:t>
+        <w:t>: З книги пророка Ісаї читання.</w:t>
       </w:r>
     </w:p>
     <w:p>
@@ -6709,7 +6605,7 @@
           <w:szCs w:val="22"/>
           <w:lang w:val="uk-UA"/>
         </w:rPr>
-        <w:t>: Будьмо уважні.</w:t>
+        <w:t>: Будьмо уважні.</w:t>
       </w:r>
     </w:p>
     <w:p>
@@ -7158,17 +7054,15 @@
     </w:p>
     <w:p>
       <w:pPr>
-        <w:rPr>
-          <w:rFonts w:ascii="Times New Roman" w:hAnsi="Times New Roman"/>
-          <w:sz w:val="24"/>
-        </w:rPr>
-      </w:pPr>
-      <w:r>
-        <w:rPr>
-          <w:rFonts w:ascii="Times New Roman" w:hAnsi="Times New Roman"/>
-          <w:sz w:val="24"/>
-        </w:rPr>
-        <w:t xml:space="preserve">Святий Боже, святий Кріпкий, святий Безсмертний, помилуй нас </w:t>
+        <w:spacing w:after="120"/>
+        <w:jc w:val="both"/>
+      </w:pPr>
+      <w:r>
+        <w:rPr>
+          <w:rFonts w:ascii="Times New Roman" w:hAnsi="Times New Roman"/>
+          <w:sz w:val="24"/>
+        </w:rPr>
+        <w:t xml:space="preserve">Святий Боже, святий Кріпкий, святий Безсмертний, помилуй нас. </w:t>
       </w:r>
       <w:r>
         <w:rPr>
@@ -7179,13 +7073,6 @@
         </w:rPr>
         <w:t>(3 р.)</w:t>
       </w:r>
-      <w:r>
-        <w:rPr>
-          <w:rFonts w:ascii="Times New Roman" w:hAnsi="Times New Roman"/>
-          <w:sz w:val="24"/>
-        </w:rPr>
-        <w:t>.</w:t>
-      </w:r>
     </w:p>
     <w:p>
       <w:pPr>
@@ -7219,17 +7106,15 @@
     </w:p>
     <w:p>
       <w:pPr>
-        <w:rPr>
-          <w:rFonts w:ascii="Times New Roman" w:hAnsi="Times New Roman"/>
-          <w:sz w:val="24"/>
-        </w:rPr>
-      </w:pPr>
-      <w:r>
-        <w:rPr>
-          <w:rFonts w:ascii="Times New Roman" w:hAnsi="Times New Roman"/>
-          <w:sz w:val="24"/>
-        </w:rPr>
-        <w:t xml:space="preserve">Господи, помилуй </w:t>
+        <w:spacing w:after="120"/>
+        <w:jc w:val="both"/>
+      </w:pPr>
+      <w:r>
+        <w:rPr>
+          <w:rFonts w:ascii="Times New Roman" w:hAnsi="Times New Roman"/>
+          <w:sz w:val="24"/>
+        </w:rPr>
+        <w:t xml:space="preserve">Господи, помилуй. </w:t>
       </w:r>
       <w:r>
         <w:rPr>
@@ -7239,13 +7124,6 @@
           <w:sz w:val="24"/>
         </w:rPr>
         <w:t>(3 р.)</w:t>
-      </w:r>
-      <w:r>
-        <w:rPr>
-          <w:rFonts w:ascii="Times New Roman" w:hAnsi="Times New Roman"/>
-          <w:sz w:val="24"/>
-        </w:rPr>
-        <w:t>.</w:t>
       </w:r>
     </w:p>
     <w:p>
@@ -7418,17 +7296,15 @@
     </w:p>
     <w:p>
       <w:pPr>
-        <w:rPr>
-          <w:rFonts w:ascii="Times New Roman" w:hAnsi="Times New Roman"/>
-          <w:sz w:val="24"/>
-        </w:rPr>
-      </w:pPr>
-      <w:r>
-        <w:rPr>
-          <w:rFonts w:ascii="Times New Roman" w:hAnsi="Times New Roman"/>
-          <w:sz w:val="24"/>
-        </w:rPr>
-        <w:t xml:space="preserve">Господи, помилуй </w:t>
+        <w:spacing w:after="120"/>
+        <w:jc w:val="both"/>
+      </w:pPr>
+      <w:r>
+        <w:rPr>
+          <w:rFonts w:ascii="Times New Roman" w:hAnsi="Times New Roman"/>
+          <w:sz w:val="24"/>
+        </w:rPr>
+        <w:t xml:space="preserve">Господи, помилуй. </w:t>
       </w:r>
       <w:r>
         <w:rPr>
@@ -7439,13 +7315,6 @@
         </w:rPr>
         <w:t>(3 р.)</w:t>
       </w:r>
-      <w:r>
-        <w:rPr>
-          <w:rFonts w:ascii="Times New Roman" w:hAnsi="Times New Roman"/>
-          <w:sz w:val="24"/>
-        </w:rPr>
-        <w:t>.</w:t>
-      </w:r>
     </w:p>
     <w:p>
       <w:pPr>
@@ -7673,23 +7542,32 @@
     </w:p>
     <w:p>
       <w:pPr>
-        <w:rPr>
-          <w:rFonts w:ascii="Times New Roman" w:hAnsi="Times New Roman"/>
-          <w:i/>
-          <w:iCs/>
-          <w:color w:val="FF0000"/>
-          <w:sz w:val="24"/>
-        </w:rPr>
-      </w:pPr>
-      <w:r>
-        <w:rPr>
-          <w:rFonts w:ascii="Times New Roman" w:hAnsi="Times New Roman"/>
-          <w:i/>
-          <w:iCs/>
-          <w:color w:val="FF0000"/>
-          <w:sz w:val="24"/>
-        </w:rPr>
-        <w:t>І знову: молитва св. Єфрема і доземний поклін.</w:t>
+        <w:spacing w:after="120"/>
+      </w:pPr>
+      <w:r>
+        <w:rPr>
+          <w:rFonts w:ascii="Times New Roman" w:hAnsi="Times New Roman"/>
+          <w:color w:val="303030"/>
+          <w:sz w:val="24"/>
+        </w:rPr>
+        <w:t xml:space="preserve">Го́споди і Влади́ко життя́ мого́! Духа ліни́вства, недбайли́вости, властолю́б'я і пустомо́вства віджени́ від ме́не. Ду́ха чистоти́, поко́ри, терпели́вости й любо́ви дару́й мені, </w:t>
+      </w:r>
+      <w:r>
+        <w:rPr>
+          <w:rFonts w:ascii="Times New Roman" w:hAnsi="Times New Roman"/>
+          <w:color w:val="303030"/>
+          <w:sz w:val="24"/>
+        </w:rPr>
+        <w:t xml:space="preserve">слузі́ Твоє́му. Так, Го́споди, Ца́рю! Дай мені́ ба́чити гріхи́ мої́ і не осу́джувати бра́та мого́, бо Ти благослове́нний на ві́ки вікі́в. Амі́нь. </w:t>
+      </w:r>
+      <w:r>
+        <w:rPr>
+          <w:rFonts w:ascii="Times New Roman" w:hAnsi="Times New Roman"/>
+          <w:i/>
+          <w:color w:val="FF3333"/>
+          <w:sz w:val="24"/>
+        </w:rPr>
+        <w:t>(Доземний поклін)</w:t>
       </w:r>
     </w:p>
     <w:p>
@@ -7713,17 +7591,15 @@
     </w:p>
     <w:p>
       <w:pPr>
-        <w:rPr>
-          <w:rFonts w:ascii="Times New Roman" w:hAnsi="Times New Roman"/>
-          <w:sz w:val="24"/>
-        </w:rPr>
-      </w:pPr>
-      <w:r>
-        <w:rPr>
-          <w:rFonts w:ascii="Times New Roman" w:hAnsi="Times New Roman"/>
-          <w:sz w:val="24"/>
-        </w:rPr>
-        <w:t xml:space="preserve">Святий Боже, святий Кріпкий, святий Безсмертний, помилуй нас </w:t>
+        <w:spacing w:after="120"/>
+        <w:jc w:val="both"/>
+      </w:pPr>
+      <w:r>
+        <w:rPr>
+          <w:rFonts w:ascii="Times New Roman" w:hAnsi="Times New Roman"/>
+          <w:sz w:val="24"/>
+        </w:rPr>
+        <w:t xml:space="preserve">Святий Боже, святий Кріпкий, святий Безсмертний, помилуй нас. </w:t>
       </w:r>
       <w:r>
         <w:rPr>
@@ -7734,13 +7610,6 @@
         </w:rPr>
         <w:t>(3 р.)</w:t>
       </w:r>
-      <w:r>
-        <w:rPr>
-          <w:rFonts w:ascii="Times New Roman" w:hAnsi="Times New Roman"/>
-          <w:sz w:val="24"/>
-        </w:rPr>
-        <w:t>.</w:t>
-      </w:r>
     </w:p>
     <w:p>
       <w:pPr>
@@ -7774,17 +7643,15 @@
     </w:p>
     <w:p>
       <w:pPr>
-        <w:rPr>
-          <w:rFonts w:ascii="Times New Roman" w:hAnsi="Times New Roman"/>
-          <w:sz w:val="24"/>
-        </w:rPr>
-      </w:pPr>
-      <w:r>
-        <w:rPr>
-          <w:rFonts w:ascii="Times New Roman" w:hAnsi="Times New Roman"/>
-          <w:sz w:val="24"/>
-        </w:rPr>
-        <w:t xml:space="preserve">Господи, помилуй </w:t>
+        <w:spacing w:after="120"/>
+        <w:jc w:val="both"/>
+      </w:pPr>
+      <w:r>
+        <w:rPr>
+          <w:rFonts w:ascii="Times New Roman" w:hAnsi="Times New Roman"/>
+          <w:sz w:val="24"/>
+        </w:rPr>
+        <w:t xml:space="preserve">Господи, помилуй. </w:t>
       </w:r>
       <w:r>
         <w:rPr>
@@ -7794,13 +7661,6 @@
           <w:sz w:val="24"/>
         </w:rPr>
         <w:t>(3 р.)</w:t>
-      </w:r>
-      <w:r>
-        <w:rPr>
-          <w:rFonts w:ascii="Times New Roman" w:hAnsi="Times New Roman"/>
-          <w:sz w:val="24"/>
-        </w:rPr>
-        <w:t>.</w:t>
       </w:r>
     </w:p>
     <w:p>
@@ -7987,26 +7847,32 @@
     </w:p>
     <w:p>
       <w:pPr>
-        <w:rPr>
-          <w:rFonts w:ascii="Times New Roman" w:hAnsi="Times New Roman"/>
-          <w:sz w:val="24"/>
-        </w:rPr>
-      </w:pPr>
-      <w:r>
-        <w:rPr>
-          <w:rFonts w:ascii="Times New Roman" w:hAnsi="Times New Roman"/>
-          <w:i/>
-          <w:color w:val="FF0000"/>
-          <w:sz w:val="24"/>
-        </w:rPr>
-        <w:t xml:space="preserve">Священик: </w:t>
-      </w:r>
-      <w:r>
-        <w:rPr>
-          <w:rFonts w:ascii="Times New Roman" w:hAnsi="Times New Roman"/>
-          <w:sz w:val="24"/>
-        </w:rPr>
-        <w:t>Слава тобі, Христе Боже, надіє наша, слава тобі!</w:t>
+        <w:spacing w:after="120"/>
+        <w:jc w:val="both"/>
+      </w:pPr>
+      <w:r>
+        <w:rPr>
+          <w:rFonts w:ascii="Times New Roman" w:hAnsi="Times New Roman"/>
+          <w:i/>
+          <w:color w:val="FF0000"/>
+          <w:sz w:val="24"/>
+        </w:rPr>
+        <w:t>Священик:</w:t>
+      </w:r>
+      <w:r>
+        <w:rPr>
+          <w:rFonts w:ascii="Times New Roman" w:hAnsi="Times New Roman"/>
+          <w:color w:val="FF0000"/>
+          <w:sz w:val="24"/>
+        </w:rPr>
+        <w:t xml:space="preserve"> </w:t>
+      </w:r>
+      <w:r>
+        <w:rPr>
+          <w:rFonts w:ascii="Times New Roman" w:hAnsi="Times New Roman"/>
+          <w:sz w:val="24"/>
+        </w:rPr>
+        <w:t>Слава тобі, Христе Боже, уповання наше, слава тобі!</w:t>
       </w:r>
     </w:p>
     <w:p>
@@ -8171,6 +8037,187 @@
     </w:p>
     <w:p>
       <w:pPr>
+        <w:spacing w:after="120"/>
+      </w:pPr>
+      <w:r>
+        <w:rPr>
+          <w:rFonts w:ascii="Times New Roman" w:hAnsi="Times New Roman"/>
+          <w:i/>
+          <w:color w:val="FF0000"/>
+          <w:sz w:val="24"/>
+        </w:rPr>
+        <w:t>Вірні:</w:t>
+      </w:r>
+      <w:r>
+        <w:rPr>
+          <w:rFonts w:ascii="Times New Roman" w:hAnsi="Times New Roman"/>
+          <w:color w:val="FF0000"/>
+          <w:sz w:val="24"/>
+        </w:rPr>
+        <w:t xml:space="preserve"> </w:t>
+      </w:r>
+      <w:r>
+        <w:rPr>
+          <w:rFonts w:ascii="Times New Roman" w:hAnsi="Times New Roman"/>
+          <w:sz w:val="24"/>
+        </w:rPr>
+        <w:t>Амі́нь.</w:t>
+      </w:r>
+    </w:p>
+    <w:p>
+      <w:pPr>
+        <w:spacing w:after="120"/>
+      </w:pPr>
+      <w:r>
+        <w:rPr>
+          <w:rFonts w:ascii="Times New Roman" w:hAnsi="Times New Roman"/>
+          <w:sz w:val="24"/>
+        </w:rPr>
+        <w:t>Сла́ва Тобі́, Бо́же наш, сла́ва Тобі́.</w:t>
+      </w:r>
+    </w:p>
+    <w:p>
+      <w:pPr>
+        <w:spacing w:after="120"/>
+      </w:pPr>
+      <w:r>
+        <w:rPr>
+          <w:rFonts w:ascii="Times New Roman" w:hAnsi="Times New Roman"/>
+          <w:sz w:val="24"/>
+        </w:rPr>
+        <w:t>Ца́рю небе́сний, утіши́телю, Ду́ше íстини,* що всю́ди єси́ і все наповня́єш,* скарбни́це благ і життя́ пода́телю,* прийди́, і всели́ся в нас,* і очи́сти нас від уся́кої скве́рни,* і спаси́, благи́й, ду́ші на́ші.</w:t>
+      </w:r>
+    </w:p>
+    <w:p>
+      <w:pPr>
+        <w:spacing w:after="120"/>
+        <w:jc w:val="both"/>
+      </w:pPr>
+      <w:r>
+        <w:rPr>
+          <w:rFonts w:ascii="Times New Roman" w:hAnsi="Times New Roman"/>
+          <w:sz w:val="24"/>
+        </w:rPr>
+        <w:t xml:space="preserve">Святий Боже, святий Кріпкий, святий Безсмертний, помилуй нас. </w:t>
+      </w:r>
+      <w:r>
+        <w:rPr>
+          <w:rFonts w:ascii="Times New Roman" w:hAnsi="Times New Roman"/>
+          <w:i/>
+          <w:color w:val="FF0000"/>
+          <w:sz w:val="24"/>
+        </w:rPr>
+        <w:t>(3 р.)</w:t>
+      </w:r>
+    </w:p>
+    <w:p>
+      <w:pPr>
+        <w:rPr>
+          <w:rFonts w:ascii="Times New Roman" w:hAnsi="Times New Roman"/>
+          <w:sz w:val="24"/>
+        </w:rPr>
+      </w:pPr>
+      <w:r>
+        <w:rPr>
+          <w:rFonts w:ascii="Times New Roman" w:hAnsi="Times New Roman"/>
+          <w:sz w:val="24"/>
+        </w:rPr>
+        <w:t>Слава Отцю, і Сину, і Святому Духові,* і нині, і повсякчас, і на віки вічні. Амінь.</w:t>
+      </w:r>
+    </w:p>
+    <w:p>
+      <w:pPr>
+        <w:rPr>
+          <w:rFonts w:ascii="Times New Roman" w:hAnsi="Times New Roman"/>
+          <w:sz w:val="24"/>
+        </w:rPr>
+      </w:pPr>
+      <w:r>
+        <w:rPr>
+          <w:rFonts w:ascii="Times New Roman" w:hAnsi="Times New Roman"/>
+          <w:sz w:val="24"/>
+        </w:rPr>
+        <w:t>Пресвята Тройце, помилуй нас;* Господи, очисти гріхи наші;* Владико, прости беззаконня наші;* Святий, завітай і зціли немочі наші імени твого ради.</w:t>
+      </w:r>
+    </w:p>
+    <w:p>
+      <w:pPr>
+        <w:spacing w:after="120"/>
+        <w:jc w:val="both"/>
+      </w:pPr>
+      <w:r>
+        <w:rPr>
+          <w:rFonts w:ascii="Times New Roman" w:hAnsi="Times New Roman"/>
+          <w:sz w:val="24"/>
+        </w:rPr>
+        <w:t xml:space="preserve">Господи, помилуй. </w:t>
+      </w:r>
+      <w:r>
+        <w:rPr>
+          <w:rFonts w:ascii="Times New Roman" w:hAnsi="Times New Roman"/>
+          <w:i/>
+          <w:color w:val="FF0000"/>
+          <w:sz w:val="24"/>
+        </w:rPr>
+        <w:t>(3 р.)</w:t>
+      </w:r>
+    </w:p>
+    <w:p>
+      <w:pPr>
+        <w:rPr>
+          <w:rFonts w:ascii="Times New Roman" w:hAnsi="Times New Roman"/>
+          <w:sz w:val="24"/>
+        </w:rPr>
+      </w:pPr>
+      <w:r>
+        <w:rPr>
+          <w:rFonts w:ascii="Times New Roman" w:hAnsi="Times New Roman"/>
+          <w:sz w:val="24"/>
+        </w:rPr>
+        <w:t>Слава Отцю, і Сину, і Святому Духові,* і нині, і повсякчас, і на віки вічні. Амінь.</w:t>
+      </w:r>
+    </w:p>
+    <w:p>
+      <w:pPr>
+        <w:rPr>
+          <w:rFonts w:ascii="Times New Roman" w:hAnsi="Times New Roman"/>
+          <w:sz w:val="24"/>
+        </w:rPr>
+      </w:pPr>
+      <w:r>
+        <w:rPr>
+          <w:rFonts w:ascii="Times New Roman" w:hAnsi="Times New Roman"/>
+          <w:sz w:val="24"/>
+        </w:rPr>
+        <w:t>Отче наш, що єси на небесах,* нехай святиться ім’я твоє,* нехай прийде царство твоє,* нехай буде воля твоя, як на небі, так і на землі.* Хліб наш насущний дай нам сьогодні,* і прости нам провини наші,* як і ми прощаємо винуватцям нашим,* і не введи нас у спокусу,* але визволи нас від лукавого.</w:t>
+      </w:r>
+    </w:p>
+    <w:p>
+      <w:pPr>
+        <w:rPr>
+          <w:rFonts w:ascii="Times New Roman" w:hAnsi="Times New Roman"/>
+          <w:sz w:val="24"/>
+        </w:rPr>
+      </w:pPr>
+      <w:r>
+        <w:rPr>
+          <w:rFonts w:ascii="Times New Roman" w:hAnsi="Times New Roman"/>
+          <w:i/>
+          <w:color w:val="FF0000"/>
+          <w:sz w:val="24"/>
+        </w:rPr>
+        <w:t xml:space="preserve">Священик: </w:t>
+      </w:r>
+      <w:r>
+        <w:rPr>
+          <w:rFonts w:ascii="Times New Roman" w:hAnsi="Times New Roman"/>
+          <w:sz w:val="24"/>
+        </w:rPr>
+        <w:t>Бо твоє є царство, і сила, і слава, Отця, і Сина, і Святого Духа, нині і повсякчас, і на віки вічні.</w:t>
+      </w:r>
+    </w:p>
+    <w:p>
+      <w:pPr>
         <w:rPr>
           <w:rFonts w:ascii="Times New Roman" w:hAnsi="Times New Roman"/>
           <w:sz w:val="24"/>
@@ -8190,46 +8237,31 @@
           <w:rFonts w:ascii="Times New Roman" w:hAnsi="Times New Roman"/>
           <w:sz w:val="24"/>
         </w:rPr>
-        <w:t>Амінь. Слава тобі, Боже наш, слава тобі.</w:t>
-      </w:r>
-    </w:p>
-    <w:p>
-      <w:pPr>
-        <w:rPr>
-          <w:rFonts w:ascii="Times New Roman" w:hAnsi="Times New Roman"/>
-          <w:sz w:val="24"/>
-        </w:rPr>
-      </w:pPr>
-      <w:r>
-        <w:rPr>
-          <w:rFonts w:ascii="Times New Roman" w:hAnsi="Times New Roman"/>
-          <w:sz w:val="24"/>
-        </w:rPr>
-        <w:t>Царю небесний, утішителю, Душе істини,* що всюди єси і все наповняєш,* скарбе дібр і життя подателю,* прийди і вселися в нас,* і очисти нас від усякої скверни,* і спаси, Благий, душі наші.</w:t>
-      </w:r>
-    </w:p>
-    <w:p>
-      <w:pPr>
-        <w:rPr>
-          <w:rFonts w:ascii="Times New Roman" w:hAnsi="Times New Roman"/>
-          <w:sz w:val="24"/>
-        </w:rPr>
-      </w:pPr>
-      <w:r>
-        <w:rPr>
-          <w:rFonts w:ascii="Times New Roman" w:hAnsi="Times New Roman"/>
-          <w:sz w:val="24"/>
-        </w:rPr>
-        <w:t xml:space="preserve">Святий Боже, святий Кріпкий, святий Безсмертний, помилуй нас </w:t>
-      </w:r>
-      <w:r>
-        <w:rPr>
-          <w:rFonts w:ascii="Times New Roman" w:hAnsi="Times New Roman"/>
-          <w:i/>
-          <w:color w:val="FF0000"/>
-          <w:sz w:val="24"/>
-        </w:rPr>
-        <w:t>(3 р.)</w:t>
+        <w:t>Амінь.</w:t>
+      </w:r>
+    </w:p>
+    <w:p>
+      <w:pPr>
+        <w:rPr>
+          <w:rFonts w:ascii="Times New Roman" w:hAnsi="Times New Roman"/>
+          <w:sz w:val="24"/>
+        </w:rPr>
+      </w:pPr>
+      <w:r>
+        <w:rPr>
+          <w:rFonts w:ascii="Times New Roman" w:hAnsi="Times New Roman"/>
+          <w:sz w:val="24"/>
+        </w:rPr>
+        <w:t xml:space="preserve">Господи, помилуй </w:t>
+      </w:r>
+      <w:r>
+        <w:rPr>
+          <w:rFonts w:ascii="Times New Roman" w:hAnsi="Times New Roman"/>
+          <w:i/>
+          <w:color w:val="FF0000"/>
+          <w:sz w:val="24"/>
+        </w:rPr>
+        <w:t>(12 р.)</w:t>
       </w:r>
       <w:r>
         <w:rPr>
@@ -8256,218 +8288,41 @@
     </w:p>
     <w:p>
       <w:pPr>
-        <w:rPr>
-          <w:rFonts w:ascii="Times New Roman" w:hAnsi="Times New Roman"/>
-          <w:sz w:val="24"/>
-        </w:rPr>
-      </w:pPr>
-      <w:r>
-        <w:rPr>
-          <w:rFonts w:ascii="Times New Roman" w:hAnsi="Times New Roman"/>
-          <w:sz w:val="24"/>
-        </w:rPr>
-        <w:t>Пресвята Тройце, помилуй нас;* Господи, очисти гріхи наші;* Владико, прости беззаконня наші;* Святий, завітай і зціли немочі наші імени твого ради.</w:t>
-      </w:r>
-    </w:p>
-    <w:p>
-      <w:pPr>
-        <w:rPr>
-          <w:rFonts w:ascii="Times New Roman" w:hAnsi="Times New Roman"/>
-          <w:sz w:val="24"/>
-        </w:rPr>
-      </w:pPr>
-      <w:r>
-        <w:rPr>
-          <w:rFonts w:ascii="Times New Roman" w:hAnsi="Times New Roman"/>
-          <w:sz w:val="24"/>
-        </w:rPr>
-        <w:t xml:space="preserve">Господи, помилуй </w:t>
-      </w:r>
-      <w:r>
-        <w:rPr>
-          <w:rFonts w:ascii="Times New Roman" w:hAnsi="Times New Roman"/>
-          <w:i/>
-          <w:color w:val="FF0000"/>
-          <w:sz w:val="24"/>
-        </w:rPr>
-        <w:t>(3 р.)</w:t>
-      </w:r>
-      <w:r>
-        <w:rPr>
-          <w:rFonts w:ascii="Times New Roman" w:hAnsi="Times New Roman"/>
-          <w:sz w:val="24"/>
-        </w:rPr>
-        <w:t>.</w:t>
-      </w:r>
-    </w:p>
-    <w:p>
-      <w:pPr>
-        <w:rPr>
-          <w:rFonts w:ascii="Times New Roman" w:hAnsi="Times New Roman"/>
-          <w:sz w:val="24"/>
-        </w:rPr>
-      </w:pPr>
-      <w:r>
-        <w:rPr>
-          <w:rFonts w:ascii="Times New Roman" w:hAnsi="Times New Roman"/>
-          <w:sz w:val="24"/>
-        </w:rPr>
-        <w:t>Слава Отцю, і Сину, і Святому Духові,* і нині, і повсякчас, і на віки вічні. Амінь.</w:t>
-      </w:r>
-    </w:p>
-    <w:p>
-      <w:pPr>
-        <w:rPr>
-          <w:rFonts w:ascii="Times New Roman" w:hAnsi="Times New Roman"/>
-          <w:sz w:val="24"/>
-        </w:rPr>
-      </w:pPr>
-      <w:r>
-        <w:rPr>
-          <w:rFonts w:ascii="Times New Roman" w:hAnsi="Times New Roman"/>
-          <w:sz w:val="24"/>
-        </w:rPr>
-        <w:t>Отче наш, що єси на небесах,* нехай святиться ім’я твоє,* нехай прийде царство твоє,* нехай буде воля твоя, як на небі, так і на землі.* Хліб наш насущний дай нам сьогодні,* і прости нам провини наші,* як і ми прощаємо винуватцям нашим,* і не введи нас у спокусу,* але визволи нас від лукавого.</w:t>
-      </w:r>
-    </w:p>
-    <w:p>
-      <w:pPr>
-        <w:rPr>
-          <w:rFonts w:ascii="Times New Roman" w:hAnsi="Times New Roman"/>
-          <w:sz w:val="24"/>
-        </w:rPr>
-      </w:pPr>
-      <w:r>
-        <w:rPr>
-          <w:rFonts w:ascii="Times New Roman" w:hAnsi="Times New Roman"/>
-          <w:i/>
-          <w:color w:val="FF0000"/>
-          <w:sz w:val="24"/>
-        </w:rPr>
-        <w:t xml:space="preserve">Священик: </w:t>
-      </w:r>
-      <w:r>
-        <w:rPr>
-          <w:rFonts w:ascii="Times New Roman" w:hAnsi="Times New Roman"/>
-          <w:sz w:val="24"/>
-        </w:rPr>
-        <w:t>Бо твоє є царство, і сила, і слава, Отця, і Сина, і Святого Духа, нині і повсякчас, і на віки вічні.</w:t>
-      </w:r>
-    </w:p>
-    <w:p>
-      <w:pPr>
-        <w:rPr>
-          <w:rFonts w:ascii="Times New Roman" w:hAnsi="Times New Roman"/>
-          <w:sz w:val="24"/>
-        </w:rPr>
-      </w:pPr>
-      <w:r>
-        <w:rPr>
-          <w:rFonts w:ascii="Times New Roman" w:hAnsi="Times New Roman"/>
-          <w:i/>
-          <w:color w:val="FF0000"/>
-          <w:sz w:val="24"/>
-        </w:rPr>
-        <w:t xml:space="preserve">Вірні: </w:t>
-      </w:r>
-      <w:r>
-        <w:rPr>
-          <w:rFonts w:ascii="Times New Roman" w:hAnsi="Times New Roman"/>
-          <w:sz w:val="24"/>
-        </w:rPr>
-        <w:t>Амінь.</w:t>
-      </w:r>
-    </w:p>
-    <w:p>
-      <w:pPr>
-        <w:rPr>
-          <w:rFonts w:ascii="Times New Roman" w:hAnsi="Times New Roman"/>
-          <w:sz w:val="24"/>
-        </w:rPr>
-      </w:pPr>
-      <w:r>
-        <w:rPr>
-          <w:rFonts w:ascii="Times New Roman" w:hAnsi="Times New Roman"/>
-          <w:sz w:val="24"/>
-        </w:rPr>
-        <w:t xml:space="preserve">Господи, помилуй </w:t>
-      </w:r>
-      <w:r>
-        <w:rPr>
-          <w:rFonts w:ascii="Times New Roman" w:hAnsi="Times New Roman"/>
-          <w:i/>
-          <w:color w:val="FF0000"/>
-          <w:sz w:val="24"/>
-        </w:rPr>
-        <w:t>(12 р.)</w:t>
-      </w:r>
-      <w:r>
-        <w:rPr>
-          <w:rFonts w:ascii="Times New Roman" w:hAnsi="Times New Roman"/>
-          <w:sz w:val="24"/>
-        </w:rPr>
-        <w:t>.</w:t>
-      </w:r>
-    </w:p>
-    <w:p>
-      <w:pPr>
-        <w:rPr>
-          <w:rFonts w:ascii="Times New Roman" w:hAnsi="Times New Roman"/>
-          <w:sz w:val="24"/>
-        </w:rPr>
-      </w:pPr>
-      <w:r>
-        <w:rPr>
-          <w:rFonts w:ascii="Times New Roman" w:hAnsi="Times New Roman"/>
-          <w:sz w:val="24"/>
-        </w:rPr>
-        <w:t>Слава Отцю, і Сину, і Святому Духові,* і нині, і повсякчас, і на віки вічні. Амінь.</w:t>
-      </w:r>
-    </w:p>
-    <w:p>
-      <w:pPr>
-        <w:rPr>
-          <w:rFonts w:ascii="Times New Roman" w:hAnsi="Times New Roman"/>
-          <w:sz w:val="24"/>
-        </w:rPr>
-      </w:pPr>
-      <w:r>
-        <w:rPr>
-          <w:rFonts w:ascii="Times New Roman" w:hAnsi="Times New Roman"/>
-          <w:sz w:val="24"/>
-        </w:rPr>
-        <w:t>Прийдіте, поклонімся* Цареві нашому Богу.</w:t>
-      </w:r>
-    </w:p>
-    <w:p>
-      <w:pPr>
-        <w:rPr>
-          <w:rFonts w:ascii="Times New Roman" w:hAnsi="Times New Roman"/>
-          <w:sz w:val="24"/>
-        </w:rPr>
-      </w:pPr>
-      <w:r>
-        <w:rPr>
-          <w:rFonts w:ascii="Times New Roman" w:hAnsi="Times New Roman"/>
-          <w:sz w:val="24"/>
-        </w:rPr>
-        <w:t>Прийдіте, поклонімся* Христові, Цареві нашому Богу.</w:t>
-      </w:r>
-    </w:p>
-    <w:p>
-      <w:pPr>
-        <w:rPr>
-          <w:rFonts w:ascii="Times New Roman" w:hAnsi="Times New Roman"/>
-          <w:sz w:val="24"/>
-          <w:szCs w:val="32"/>
-        </w:rPr>
-      </w:pPr>
-      <w:r>
-        <w:rPr>
-          <w:rFonts w:ascii="Times New Roman" w:hAnsi="Times New Roman"/>
-          <w:sz w:val="24"/>
-        </w:rPr>
-        <w:t>Прийдіте, поклонімся і припадім* до самого Господа Ісуса Христа, Царя і Бога нашого.</w:t>
+        <w:spacing w:after="120"/>
+        <w:jc w:val="both"/>
+      </w:pPr>
+      <w:r>
+        <w:rPr>
+          <w:rFonts w:ascii="Times New Roman" w:hAnsi="Times New Roman"/>
+          <w:sz w:val="24"/>
+        </w:rPr>
+        <w:t>Прийді́те, поклоні́мся* царе́ві на́шому – Бо́гу.</w:t>
+      </w:r>
+    </w:p>
+    <w:p>
+      <w:pPr>
+        <w:spacing w:after="120"/>
+        <w:jc w:val="both"/>
+      </w:pPr>
+      <w:r>
+        <w:rPr>
+          <w:rFonts w:ascii="Times New Roman" w:hAnsi="Times New Roman"/>
+          <w:sz w:val="24"/>
+        </w:rPr>
+        <w:t>Прийді́те, поклоні́мся* Христо́ві, царе́ві на́шому – Бо́гу.</w:t>
+      </w:r>
+    </w:p>
+    <w:p>
+      <w:pPr>
+        <w:spacing w:after="120"/>
+        <w:jc w:val="both"/>
+      </w:pPr>
+      <w:r>
+        <w:rPr>
+          <w:rFonts w:ascii="Times New Roman" w:hAnsi="Times New Roman"/>
+          <w:sz w:val="24"/>
+        </w:rPr>
+        <w:t>Прийді́те, поклоні́мся і припаді́м* до само́го Го́спода Ісу́са Христа́ – царя́ і Бо́га на́шого.</w:t>
       </w:r>
     </w:p>
     <w:p>
@@ -9234,17 +9089,15 @@
     </w:p>
     <w:p>
       <w:pPr>
-        <w:rPr>
-          <w:rFonts w:ascii="Times New Roman" w:hAnsi="Times New Roman"/>
-          <w:sz w:val="24"/>
-        </w:rPr>
-      </w:pPr>
-      <w:r>
-        <w:rPr>
-          <w:rFonts w:ascii="Times New Roman" w:hAnsi="Times New Roman"/>
-          <w:sz w:val="24"/>
-        </w:rPr>
-        <w:t xml:space="preserve">Господи, помилуй </w:t>
+        <w:spacing w:after="120"/>
+        <w:jc w:val="both"/>
+      </w:pPr>
+      <w:r>
+        <w:rPr>
+          <w:rFonts w:ascii="Times New Roman" w:hAnsi="Times New Roman"/>
+          <w:sz w:val="24"/>
+        </w:rPr>
+        <w:t xml:space="preserve">Господи, помилуй. </w:t>
       </w:r>
       <w:r>
         <w:rPr>
@@ -9255,13 +9108,6 @@
         </w:rPr>
         <w:t>(3 р.)</w:t>
       </w:r>
-      <w:r>
-        <w:rPr>
-          <w:rFonts w:ascii="Times New Roman" w:hAnsi="Times New Roman"/>
-          <w:sz w:val="24"/>
-        </w:rPr>
-        <w:t>.</w:t>
-      </w:r>
     </w:p>
     <w:p>
       <w:pPr>
@@ -9451,17 +9297,15 @@
     </w:p>
     <w:p>
       <w:pPr>
-        <w:rPr>
-          <w:rFonts w:ascii="Times New Roman" w:hAnsi="Times New Roman"/>
-          <w:sz w:val="24"/>
-        </w:rPr>
-      </w:pPr>
-      <w:r>
-        <w:rPr>
-          <w:rFonts w:ascii="Times New Roman" w:hAnsi="Times New Roman"/>
-          <w:sz w:val="24"/>
-        </w:rPr>
-        <w:t xml:space="preserve">Святий Боже, святий Кріпкий, святий Безсмертний, помилуй нас </w:t>
+        <w:spacing w:after="120"/>
+        <w:jc w:val="both"/>
+      </w:pPr>
+      <w:r>
+        <w:rPr>
+          <w:rFonts w:ascii="Times New Roman" w:hAnsi="Times New Roman"/>
+          <w:sz w:val="24"/>
+        </w:rPr>
+        <w:t xml:space="preserve">Святий Боже, святий Кріпкий, святий Безсмертний, помилуй нас. </w:t>
       </w:r>
       <w:r>
         <w:rPr>
@@ -9472,13 +9316,6 @@
         </w:rPr>
         <w:t>(3 р.)</w:t>
       </w:r>
-      <w:r>
-        <w:rPr>
-          <w:rFonts w:ascii="Times New Roman" w:hAnsi="Times New Roman"/>
-          <w:sz w:val="24"/>
-        </w:rPr>
-        <w:t>.</w:t>
-      </w:r>
     </w:p>
     <w:p>
       <w:pPr>
@@ -9512,17 +9349,15 @@
     </w:p>
     <w:p>
       <w:pPr>
-        <w:rPr>
-          <w:rFonts w:ascii="Times New Roman" w:hAnsi="Times New Roman"/>
-          <w:sz w:val="24"/>
-        </w:rPr>
-      </w:pPr>
-      <w:r>
-        <w:rPr>
-          <w:rFonts w:ascii="Times New Roman" w:hAnsi="Times New Roman"/>
-          <w:sz w:val="24"/>
-        </w:rPr>
-        <w:t xml:space="preserve">Господи, помилуй </w:t>
+        <w:spacing w:after="120"/>
+        <w:jc w:val="both"/>
+      </w:pPr>
+      <w:r>
+        <w:rPr>
+          <w:rFonts w:ascii="Times New Roman" w:hAnsi="Times New Roman"/>
+          <w:sz w:val="24"/>
+        </w:rPr>
+        <w:t xml:space="preserve">Господи, помилуй. </w:t>
       </w:r>
       <w:r>
         <w:rPr>
@@ -9532,13 +9367,6 @@
           <w:sz w:val="24"/>
         </w:rPr>
         <w:t>(3 р.)</w:t>
-      </w:r>
-      <w:r>
-        <w:rPr>
-          <w:rFonts w:ascii="Times New Roman" w:hAnsi="Times New Roman"/>
-          <w:sz w:val="24"/>
-        </w:rPr>
-        <w:t>.</w:t>
       </w:r>
     </w:p>
     <w:p>
@@ -9711,17 +9539,15 @@
     </w:p>
     <w:p>
       <w:pPr>
-        <w:rPr>
-          <w:rFonts w:ascii="Times New Roman" w:hAnsi="Times New Roman"/>
-          <w:sz w:val="24"/>
-        </w:rPr>
-      </w:pPr>
-      <w:r>
-        <w:rPr>
-          <w:rFonts w:ascii="Times New Roman" w:hAnsi="Times New Roman"/>
-          <w:sz w:val="24"/>
-        </w:rPr>
-        <w:t xml:space="preserve">Господи, помилуй </w:t>
+        <w:spacing w:after="120"/>
+        <w:jc w:val="both"/>
+      </w:pPr>
+      <w:r>
+        <w:rPr>
+          <w:rFonts w:ascii="Times New Roman" w:hAnsi="Times New Roman"/>
+          <w:sz w:val="24"/>
+        </w:rPr>
+        <w:t xml:space="preserve">Господи, помилуй. </w:t>
       </w:r>
       <w:r>
         <w:rPr>
@@ -9732,13 +9558,6 @@
         </w:rPr>
         <w:t>(3 р.)</w:t>
       </w:r>
-      <w:r>
-        <w:rPr>
-          <w:rFonts w:ascii="Times New Roman" w:hAnsi="Times New Roman"/>
-          <w:sz w:val="24"/>
-        </w:rPr>
-        <w:t>.</w:t>
-      </w:r>
     </w:p>
     <w:p>
       <w:pPr>
@@ -9968,23 +9787,32 @@
     <w:bookmarkEnd w:id="2"/>
     <w:p>
       <w:pPr>
-        <w:rPr>
-          <w:rFonts w:ascii="Times New Roman" w:hAnsi="Times New Roman"/>
-          <w:i/>
-          <w:iCs/>
-          <w:color w:val="FF0000"/>
-          <w:sz w:val="24"/>
-        </w:rPr>
-      </w:pPr>
-      <w:r>
-        <w:rPr>
-          <w:rFonts w:ascii="Times New Roman" w:hAnsi="Times New Roman"/>
-          <w:i/>
-          <w:iCs/>
-          <w:color w:val="FF0000"/>
-          <w:sz w:val="24"/>
-        </w:rPr>
-        <w:t>І знову: молитва св. Єфрема і доземний поклін.</w:t>
+        <w:spacing w:after="120"/>
+      </w:pPr>
+      <w:r>
+        <w:rPr>
+          <w:rFonts w:ascii="Times New Roman" w:hAnsi="Times New Roman"/>
+          <w:color w:val="303030"/>
+          <w:sz w:val="24"/>
+        </w:rPr>
+        <w:t xml:space="preserve">Го́споди і Влади́ко життя́ мого́! Духа ліни́вства, недбайли́вости, властолю́б'я і пустомо́вства віджени́ від ме́не. Ду́ха чистоти́, поко́ри, терпели́вости й любо́ви дару́й мені, </w:t>
+      </w:r>
+      <w:r>
+        <w:rPr>
+          <w:rFonts w:ascii="Times New Roman" w:hAnsi="Times New Roman"/>
+          <w:color w:val="303030"/>
+          <w:sz w:val="24"/>
+        </w:rPr>
+        <w:t xml:space="preserve">слузі́ Твоє́му. Так, Го́споди, Ца́рю! Дай мені́ ба́чити гріхи́ мої́ і не осу́джувати бра́та мого́, бо Ти благослове́нний на ві́ки вікі́в. Амі́нь. </w:t>
+      </w:r>
+      <w:r>
+        <w:rPr>
+          <w:rFonts w:ascii="Times New Roman" w:hAnsi="Times New Roman"/>
+          <w:i/>
+          <w:color w:val="FF3333"/>
+          <w:sz w:val="24"/>
+        </w:rPr>
+        <w:t>(Доземний поклін)</w:t>
       </w:r>
     </w:p>
     <w:p>
@@ -10008,17 +9836,15 @@
     </w:p>
     <w:p>
       <w:pPr>
-        <w:rPr>
-          <w:rFonts w:ascii="Times New Roman" w:hAnsi="Times New Roman"/>
-          <w:sz w:val="24"/>
-        </w:rPr>
-      </w:pPr>
-      <w:r>
-        <w:rPr>
-          <w:rFonts w:ascii="Times New Roman" w:hAnsi="Times New Roman"/>
-          <w:sz w:val="24"/>
-        </w:rPr>
-        <w:t xml:space="preserve">Святий Боже, святий Кріпкий, святий Безсмертний, помилуй нас </w:t>
+        <w:spacing w:after="120"/>
+        <w:jc w:val="both"/>
+      </w:pPr>
+      <w:r>
+        <w:rPr>
+          <w:rFonts w:ascii="Times New Roman" w:hAnsi="Times New Roman"/>
+          <w:sz w:val="24"/>
+        </w:rPr>
+        <w:t xml:space="preserve">Святий Боже, святий Кріпкий, святий Безсмертний, помилуй нас. </w:t>
       </w:r>
       <w:r>
         <w:rPr>
@@ -10028,13 +9854,6 @@
           <w:sz w:val="24"/>
         </w:rPr>
         <w:t>(3 р.)</w:t>
-      </w:r>
-      <w:r>
-        <w:rPr>
-          <w:rFonts w:ascii="Times New Roman" w:hAnsi="Times New Roman"/>
-          <w:sz w:val="24"/>
-        </w:rPr>
-        <w:t>.</w:t>
       </w:r>
     </w:p>
     <w:p>
@@ -10070,17 +9889,15 @@
     </w:p>
     <w:p>
       <w:pPr>
-        <w:rPr>
-          <w:rFonts w:ascii="Times New Roman" w:hAnsi="Times New Roman"/>
-          <w:sz w:val="24"/>
-        </w:rPr>
-      </w:pPr>
-      <w:r>
-        <w:rPr>
-          <w:rFonts w:ascii="Times New Roman" w:hAnsi="Times New Roman"/>
-          <w:sz w:val="24"/>
-        </w:rPr>
-        <w:t xml:space="preserve">Господи, помилуй </w:t>
+        <w:spacing w:after="120"/>
+        <w:jc w:val="both"/>
+      </w:pPr>
+      <w:r>
+        <w:rPr>
+          <w:rFonts w:ascii="Times New Roman" w:hAnsi="Times New Roman"/>
+          <w:sz w:val="24"/>
+        </w:rPr>
+        <w:t xml:space="preserve">Господи, помилуй. </w:t>
       </w:r>
       <w:r>
         <w:rPr>
@@ -10091,13 +9908,6 @@
         </w:rPr>
         <w:t>(3 р.)</w:t>
       </w:r>
-      <w:r>
-        <w:rPr>
-          <w:rFonts w:ascii="Times New Roman" w:hAnsi="Times New Roman"/>
-          <w:sz w:val="24"/>
-        </w:rPr>
-        <w:t>.</w:t>
-      </w:r>
     </w:p>
     <w:p>
       <w:pPr>
@@ -10247,26 +10057,32 @@
     </w:p>
     <w:p>
       <w:pPr>
-        <w:rPr>
-          <w:rFonts w:ascii="Times New Roman" w:hAnsi="Times New Roman"/>
-          <w:sz w:val="24"/>
-        </w:rPr>
-      </w:pPr>
-      <w:r>
-        <w:rPr>
-          <w:rFonts w:ascii="Times New Roman" w:hAnsi="Times New Roman"/>
-          <w:i/>
-          <w:color w:val="FF0000"/>
-          <w:sz w:val="24"/>
-        </w:rPr>
-        <w:t xml:space="preserve">Священик: </w:t>
-      </w:r>
-      <w:r>
-        <w:rPr>
-          <w:rFonts w:ascii="Times New Roman" w:hAnsi="Times New Roman"/>
-          <w:sz w:val="24"/>
-        </w:rPr>
-        <w:t>Слава тобі, Христе Боже, надіє наша, слава тобі!</w:t>
+        <w:spacing w:after="120"/>
+        <w:jc w:val="both"/>
+      </w:pPr>
+      <w:r>
+        <w:rPr>
+          <w:rFonts w:ascii="Times New Roman" w:hAnsi="Times New Roman"/>
+          <w:i/>
+          <w:color w:val="FF0000"/>
+          <w:sz w:val="24"/>
+        </w:rPr>
+        <w:t>Священик:</w:t>
+      </w:r>
+      <w:r>
+        <w:rPr>
+          <w:rFonts w:ascii="Times New Roman" w:hAnsi="Times New Roman"/>
+          <w:color w:val="FF0000"/>
+          <w:sz w:val="24"/>
+        </w:rPr>
+        <w:t xml:space="preserve"> </w:t>
+      </w:r>
+      <w:r>
+        <w:rPr>
+          <w:rFonts w:ascii="Times New Roman" w:hAnsi="Times New Roman"/>
+          <w:sz w:val="24"/>
+        </w:rPr>
+        <w:t>Слава тобі, Христе Боже, уповання наше, слава тобі!</w:t>
       </w:r>
     </w:p>
     <w:p>
